--- a/briefings/线口监测午报-2026-10-13.docx
+++ b/briefings/线口监测午报-2026-10-13.docx
@@ -22,7 +22,7 @@
           <w:color w:val="888888"/>
           <w:sz w:val="18"/>
         </w:rPr>
-        <w:t>监测窗口:近48小时 | 生成时间:2026-10-13 14:50</w:t>
+        <w:t>监测窗口:近48小时 | 生成时间:2026-10-13 15:44</w:t>
       </w:r>
     </w:p>
     <w:p>
@@ -70,6 +70,312 @@
           <w:color w:val="888888"/>
           <w:sz w:val="24"/>
         </w:rPr>
+        <w:t>微软逆转办公 AI 策略，新版 Copilot 整合完整 Word / Excel / PowerPoint 体验</w:t>
+      </w:r>
+    </w:p>
+    <w:p>
+      <w:r>
+        <w:rPr>
+          <w:rFonts w:ascii="Times New Roman" w:hAnsi="Times New Roman" w:eastAsia="宋体"/>
+          <w:color w:val="888888"/>
+          <w:sz w:val="18"/>
+        </w:rPr>
+        <w:t>来源:IT之家 | 时间:10-13 15:41</w:t>
+      </w:r>
+    </w:p>
+    <w:p>
+      <w:r>
+        <w:rPr>
+          <w:rFonts w:ascii="Times New Roman" w:hAnsi="Times New Roman" w:eastAsia="宋体"/>
+          <w:sz w:val="18"/>
+        </w:rPr>
+        <w:t>链接:</w:t>
+      </w:r>
+      <w:hyperlink r:id="rId9">
+        <w:r>
+          <w:rPr>
+            <w:color w:val="0563C1"/>
+            <w:u w:val="single"/>
+          </w:rPr>
+          <w:t>微软逆转办公 AI 策略，新版 Copilot 整合完整 Word / Excel / PowerPoint 体验</w:t>
+        </w:r>
+      </w:hyperlink>
+    </w:p>
+    <w:p>
+      <w:pPr>
+        <w:pStyle w:val="Heading3"/>
+      </w:pPr>
+      <w:r>
+        <w:rPr>
+          <w:rFonts w:ascii="Times New Roman" w:hAnsi="Times New Roman" w:eastAsia="黑体"/>
+          <w:b w:val="0"/>
+          <w:color w:val="888888"/>
+          <w:sz w:val="24"/>
+        </w:rPr>
+        <w:t>【C级·参考】</w:t>
+      </w:r>
+      <w:r>
+        <w:rPr>
+          <w:rFonts w:ascii="Times New Roman" w:hAnsi="Times New Roman" w:eastAsia="黑体"/>
+          <w:b w:val="0"/>
+          <w:color w:val="888888"/>
+          <w:sz w:val="24"/>
+        </w:rPr>
+        <w:t>TCOMAS GATE 幻境 360 AIO 液冷上架：主板微景观，首发 899 元</w:t>
+      </w:r>
+    </w:p>
+    <w:p>
+      <w:r>
+        <w:rPr>
+          <w:rFonts w:ascii="Times New Roman" w:hAnsi="Times New Roman" w:eastAsia="宋体"/>
+          <w:color w:val="888888"/>
+          <w:sz w:val="18"/>
+        </w:rPr>
+        <w:t>来源:IT之家 | 时间:10-13 15:38</w:t>
+      </w:r>
+    </w:p>
+    <w:p>
+      <w:r>
+        <w:rPr>
+          <w:rFonts w:ascii="Times New Roman" w:hAnsi="Times New Roman" w:eastAsia="宋体"/>
+          <w:sz w:val="18"/>
+        </w:rPr>
+        <w:t>链接:</w:t>
+      </w:r>
+      <w:hyperlink r:id="rId10">
+        <w:r>
+          <w:rPr>
+            <w:color w:val="0563C1"/>
+            <w:u w:val="single"/>
+          </w:rPr>
+          <w:t>TCOMAS GATE 幻境 360 AIO 液冷上架：主板微景观，首发 899 元</w:t>
+        </w:r>
+      </w:hyperlink>
+    </w:p>
+    <w:p>
+      <w:pPr>
+        <w:pStyle w:val="Heading3"/>
+      </w:pPr>
+      <w:r>
+        <w:rPr>
+          <w:rFonts w:ascii="Times New Roman" w:hAnsi="Times New Roman" w:eastAsia="黑体"/>
+          <w:b w:val="0"/>
+          <w:color w:val="888888"/>
+          <w:sz w:val="24"/>
+        </w:rPr>
+        <w:t>【C级·参考】</w:t>
+      </w:r>
+      <w:r>
+        <w:rPr>
+          <w:rFonts w:ascii="Times New Roman" w:hAnsi="Times New Roman" w:eastAsia="黑体"/>
+          <w:b w:val="0"/>
+          <w:color w:val="888888"/>
+          <w:sz w:val="24"/>
+        </w:rPr>
+        <w:t>阿里千问 N1 系列 AI 眼镜发布：支持更换电池、Pro 版支持眼动交互 / 全天候健康监测，2899 元起</w:t>
+      </w:r>
+    </w:p>
+    <w:p>
+      <w:r>
+        <w:rPr>
+          <w:rFonts w:ascii="Times New Roman" w:hAnsi="Times New Roman" w:eastAsia="宋体"/>
+          <w:color w:val="888888"/>
+          <w:sz w:val="18"/>
+        </w:rPr>
+        <w:t>来源:IT之家 | 时间:10-13 15:33</w:t>
+      </w:r>
+    </w:p>
+    <w:p>
+      <w:r>
+        <w:rPr>
+          <w:rFonts w:ascii="Times New Roman" w:hAnsi="Times New Roman" w:eastAsia="宋体"/>
+          <w:sz w:val="18"/>
+        </w:rPr>
+        <w:t>链接:</w:t>
+      </w:r>
+      <w:hyperlink r:id="rId11">
+        <w:r>
+          <w:rPr>
+            <w:color w:val="0563C1"/>
+            <w:u w:val="single"/>
+          </w:rPr>
+          <w:t>阿里千问 N1 系列 AI 眼镜发布：支持更换电池、Pro 版支持眼动交互 / 全天候健康监测，2899 元起</w:t>
+        </w:r>
+      </w:hyperlink>
+    </w:p>
+    <w:p>
+      <w:pPr>
+        <w:pStyle w:val="Heading3"/>
+      </w:pPr>
+      <w:r>
+        <w:rPr>
+          <w:rFonts w:ascii="Times New Roman" w:hAnsi="Times New Roman" w:eastAsia="黑体"/>
+          <w:b w:val="0"/>
+          <w:color w:val="888888"/>
+          <w:sz w:val="24"/>
+        </w:rPr>
+        <w:t>【C级·参考】</w:t>
+      </w:r>
+      <w:r>
+        <w:rPr>
+          <w:rFonts w:ascii="Times New Roman" w:hAnsi="Times New Roman" w:eastAsia="黑体"/>
+          <w:b w:val="0"/>
+          <w:color w:val="888888"/>
+          <w:sz w:val="24"/>
+        </w:rPr>
+        <w:t>Anthropic 警告：小型 AI 模型数月后或将具备在物联网设备上自我复制的能力</w:t>
+      </w:r>
+    </w:p>
+    <w:p>
+      <w:r>
+        <w:rPr>
+          <w:rFonts w:ascii="Times New Roman" w:hAnsi="Times New Roman" w:eastAsia="宋体"/>
+          <w:color w:val="888888"/>
+          <w:sz w:val="18"/>
+        </w:rPr>
+        <w:t>来源:IT之家 | 时间:10-13 15:15</w:t>
+      </w:r>
+    </w:p>
+    <w:p>
+      <w:r>
+        <w:rPr>
+          <w:rFonts w:ascii="Times New Roman" w:hAnsi="Times New Roman" w:eastAsia="宋体"/>
+          <w:sz w:val="18"/>
+        </w:rPr>
+        <w:t>链接:</w:t>
+      </w:r>
+      <w:hyperlink r:id="rId12">
+        <w:r>
+          <w:rPr>
+            <w:color w:val="0563C1"/>
+            <w:u w:val="single"/>
+          </w:rPr>
+          <w:t>Anthropic 警告：小型 AI 模型数月后或将具备在物联网设备上自我复制的能力</w:t>
+        </w:r>
+      </w:hyperlink>
+    </w:p>
+    <w:p>
+      <w:pPr>
+        <w:pStyle w:val="Heading3"/>
+      </w:pPr>
+      <w:r>
+        <w:rPr>
+          <w:rFonts w:ascii="Times New Roman" w:hAnsi="Times New Roman" w:eastAsia="黑体"/>
+          <w:b w:val="0"/>
+          <w:color w:val="888888"/>
+          <w:sz w:val="24"/>
+        </w:rPr>
+        <w:t>【C级·参考】</w:t>
+      </w:r>
+      <w:r>
+        <w:rPr>
+          <w:rFonts w:ascii="Times New Roman" w:hAnsi="Times New Roman" w:eastAsia="黑体"/>
+          <w:b w:val="0"/>
+          <w:color w:val="888888"/>
+          <w:sz w:val="24"/>
+        </w:rPr>
+        <w:t>IDC：英伟达在华数据中心 AI 芯片份额降至 34%，华为升至 28%</w:t>
+      </w:r>
+    </w:p>
+    <w:p>
+      <w:r>
+        <w:rPr>
+          <w:rFonts w:ascii="Times New Roman" w:hAnsi="Times New Roman" w:eastAsia="宋体"/>
+          <w:color w:val="888888"/>
+          <w:sz w:val="18"/>
+        </w:rPr>
+        <w:t>来源:IT之家 | 时间:10-13 15:13</w:t>
+      </w:r>
+    </w:p>
+    <w:p>
+      <w:r>
+        <w:rPr>
+          <w:rFonts w:ascii="Times New Roman" w:hAnsi="Times New Roman" w:eastAsia="宋体"/>
+          <w:sz w:val="18"/>
+        </w:rPr>
+        <w:t>链接:</w:t>
+      </w:r>
+      <w:hyperlink r:id="rId13">
+        <w:r>
+          <w:rPr>
+            <w:color w:val="0563C1"/>
+            <w:u w:val="single"/>
+          </w:rPr>
+          <w:t>IDC：英伟达在华数据中心 AI 芯片份额降至 34%，华为升至 28%</w:t>
+        </w:r>
+      </w:hyperlink>
+    </w:p>
+    <w:p>
+      <w:pPr>
+        <w:pStyle w:val="Heading3"/>
+      </w:pPr>
+      <w:r>
+        <w:rPr>
+          <w:rFonts w:ascii="Times New Roman" w:hAnsi="Times New Roman" w:eastAsia="黑体"/>
+          <w:b w:val="0"/>
+          <w:color w:val="888888"/>
+          <w:sz w:val="24"/>
+        </w:rPr>
+        <w:t>【C级·参考】</w:t>
+      </w:r>
+      <w:r>
+        <w:rPr>
+          <w:rFonts w:ascii="Times New Roman" w:hAnsi="Times New Roman" w:eastAsia="黑体"/>
+          <w:b w:val="0"/>
+          <w:color w:val="888888"/>
+          <w:sz w:val="24"/>
+        </w:rPr>
+        <w:t>壹号本 OneXPlayer 预告 Super X PRO 二合一平板：锐龙 AI Max+ 495、192GB 内存</w:t>
+      </w:r>
+    </w:p>
+    <w:p>
+      <w:r>
+        <w:rPr>
+          <w:rFonts w:ascii="Times New Roman" w:hAnsi="Times New Roman" w:eastAsia="宋体"/>
+          <w:color w:val="888888"/>
+          <w:sz w:val="18"/>
+        </w:rPr>
+        <w:t>来源:IT之家 | 时间:10-13 14:54</w:t>
+      </w:r>
+    </w:p>
+    <w:p>
+      <w:r>
+        <w:rPr>
+          <w:rFonts w:ascii="Times New Roman" w:hAnsi="Times New Roman" w:eastAsia="宋体"/>
+          <w:sz w:val="18"/>
+        </w:rPr>
+        <w:t>链接:</w:t>
+      </w:r>
+      <w:hyperlink r:id="rId14">
+        <w:r>
+          <w:rPr>
+            <w:color w:val="0563C1"/>
+            <w:u w:val="single"/>
+          </w:rPr>
+          <w:t>壹号本 OneXPlayer 预告 Super X PRO 二合一平板：锐龙 AI Max+ 495、192GB 内存</w:t>
+        </w:r>
+      </w:hyperlink>
+    </w:p>
+    <w:p>
+      <w:pPr>
+        <w:pStyle w:val="Heading3"/>
+      </w:pPr>
+      <w:r>
+        <w:rPr>
+          <w:rFonts w:ascii="Times New Roman" w:hAnsi="Times New Roman" w:eastAsia="黑体"/>
+          <w:b w:val="0"/>
+          <w:color w:val="888888"/>
+          <w:sz w:val="24"/>
+        </w:rPr>
+        <w:t>【C级·参考】</w:t>
+      </w:r>
+      <w:r>
+        <w:rPr>
+          <w:rFonts w:ascii="Times New Roman" w:hAnsi="Times New Roman" w:eastAsia="黑体"/>
+          <w:b w:val="0"/>
+          <w:color w:val="888888"/>
+          <w:sz w:val="24"/>
+        </w:rPr>
         <w:t>导演徐克谈 AI：幻觉与真实交织，边界日益模糊</w:t>
       </w:r>
     </w:p>
@@ -91,7 +397,7 @@
         </w:rPr>
         <w:t>链接:</w:t>
       </w:r>
-      <w:hyperlink r:id="rId9">
+      <w:hyperlink r:id="rId15">
         <w:r>
           <w:rPr>
             <w:color w:val="0563C1"/>
@@ -142,7 +448,7 @@
         </w:rPr>
         <w:t>链接:</w:t>
       </w:r>
-      <w:hyperlink r:id="rId10">
+      <w:hyperlink r:id="rId16">
         <w:r>
           <w:rPr>
             <w:color w:val="0563C1"/>
@@ -193,7 +499,7 @@
         </w:rPr>
         <w:t>链接:</w:t>
       </w:r>
-      <w:hyperlink r:id="rId11">
+      <w:hyperlink r:id="rId17">
         <w:r>
           <w:rPr>
             <w:color w:val="0563C1"/>
@@ -244,166 +550,13 @@
         </w:rPr>
         <w:t>链接:</w:t>
       </w:r>
-      <w:hyperlink r:id="rId12">
+      <w:hyperlink r:id="rId18">
         <w:r>
           <w:rPr>
             <w:color w:val="0563C1"/>
             <w:u w:val="single"/>
           </w:rPr>
           <w:t>微软调整 Win10/Win11 新版 Outlook AI 功能，10 月全球停用 Copilot 主题</w:t>
-        </w:r>
-      </w:hyperlink>
-    </w:p>
-    <w:p>
-      <w:pPr>
-        <w:pStyle w:val="Heading3"/>
-      </w:pPr>
-      <w:r>
-        <w:rPr>
-          <w:rFonts w:ascii="Times New Roman" w:hAnsi="Times New Roman" w:eastAsia="黑体"/>
-          <w:b w:val="0"/>
-          <w:color w:val="888888"/>
-          <w:sz w:val="24"/>
-        </w:rPr>
-        <w:t>【C级·参考】</w:t>
-      </w:r>
-      <w:r>
-        <w:rPr>
-          <w:rFonts w:ascii="Times New Roman" w:hAnsi="Times New Roman" w:eastAsia="黑体"/>
-          <w:b w:val="0"/>
-          <w:color w:val="888888"/>
-          <w:sz w:val="24"/>
-        </w:rPr>
-        <w:t>彭博行业研究分析 AI 数据中心成本：1GW 容量恐超 300 亿美元</w:t>
-      </w:r>
-    </w:p>
-    <w:p>
-      <w:r>
-        <w:rPr>
-          <w:rFonts w:ascii="Times New Roman" w:hAnsi="Times New Roman" w:eastAsia="宋体"/>
-          <w:color w:val="888888"/>
-          <w:sz w:val="18"/>
-        </w:rPr>
-        <w:t>来源:IT之家 | 时间:10-13 12:04</w:t>
-      </w:r>
-    </w:p>
-    <w:p>
-      <w:r>
-        <w:rPr>
-          <w:rFonts w:ascii="Times New Roman" w:hAnsi="Times New Roman" w:eastAsia="宋体"/>
-          <w:sz w:val="18"/>
-        </w:rPr>
-        <w:t>链接:</w:t>
-      </w:r>
-      <w:hyperlink r:id="rId13">
-        <w:r>
-          <w:rPr>
-            <w:color w:val="0563C1"/>
-            <w:u w:val="single"/>
-          </w:rPr>
-          <w:t>彭博行业研究分析 AI 数据中心成本：1GW 容量恐超 300 亿美元</w:t>
-        </w:r>
-      </w:hyperlink>
-    </w:p>
-    <w:p>
-      <w:pPr>
-        <w:pStyle w:val="Heading3"/>
-      </w:pPr>
-      <w:r>
-        <w:rPr>
-          <w:rFonts w:ascii="Times New Roman" w:hAnsi="Times New Roman" w:eastAsia="黑体"/>
-          <w:b w:val="0"/>
-          <w:color w:val="888888"/>
-          <w:sz w:val="24"/>
-        </w:rPr>
-        <w:t>【C级·参考】</w:t>
-      </w:r>
-      <w:r>
-        <w:rPr>
-          <w:rFonts w:ascii="Times New Roman" w:hAnsi="Times New Roman" w:eastAsia="黑体"/>
-          <w:b w:val="0"/>
-          <w:color w:val="888888"/>
-          <w:sz w:val="24"/>
-        </w:rPr>
-        <w:t>国内首家，字节 Seed 设立单独的大模型安全与对齐部门</w:t>
-      </w:r>
-    </w:p>
-    <w:p>
-      <w:r>
-        <w:rPr>
-          <w:rFonts w:ascii="Times New Roman" w:hAnsi="Times New Roman" w:eastAsia="宋体"/>
-          <w:color w:val="888888"/>
-          <w:sz w:val="18"/>
-        </w:rPr>
-        <w:t>来源:IT之家 | 时间:10-13 11:48</w:t>
-      </w:r>
-    </w:p>
-    <w:p>
-      <w:r>
-        <w:rPr>
-          <w:rFonts w:ascii="Times New Roman" w:hAnsi="Times New Roman" w:eastAsia="宋体"/>
-          <w:sz w:val="18"/>
-        </w:rPr>
-        <w:t>链接:</w:t>
-      </w:r>
-      <w:hyperlink r:id="rId14">
-        <w:r>
-          <w:rPr>
-            <w:color w:val="0563C1"/>
-            <w:u w:val="single"/>
-          </w:rPr>
-          <w:t>国内首家，字节 Seed 设立单独的大模型安全与对齐部门</w:t>
-        </w:r>
-      </w:hyperlink>
-    </w:p>
-    <w:p>
-      <w:pPr>
-        <w:pStyle w:val="Heading3"/>
-      </w:pPr>
-      <w:r>
-        <w:rPr>
-          <w:rFonts w:ascii="Times New Roman" w:hAnsi="Times New Roman" w:eastAsia="黑体"/>
-          <w:b w:val="0"/>
-          <w:color w:val="888888"/>
-          <w:sz w:val="24"/>
-        </w:rPr>
-        <w:t>【C级·参考】</w:t>
-      </w:r>
-      <w:r>
-        <w:rPr>
-          <w:rFonts w:ascii="Times New Roman" w:hAnsi="Times New Roman" w:eastAsia="黑体"/>
-          <w:b w:val="0"/>
-          <w:color w:val="888888"/>
-          <w:sz w:val="24"/>
-        </w:rPr>
-        <w:t>阿里千问升级个人 AI 助理，Personal Agent“千问 Go！”即将发布</w:t>
-      </w:r>
-    </w:p>
-    <w:p>
-      <w:r>
-        <w:rPr>
-          <w:rFonts w:ascii="Times New Roman" w:hAnsi="Times New Roman" w:eastAsia="宋体"/>
-          <w:color w:val="888888"/>
-          <w:sz w:val="18"/>
-        </w:rPr>
-        <w:t>来源:IT之家 | 时间:10-13 11:06</w:t>
-      </w:r>
-    </w:p>
-    <w:p>
-      <w:r>
-        <w:rPr>
-          <w:rFonts w:ascii="Times New Roman" w:hAnsi="Times New Roman" w:eastAsia="宋体"/>
-          <w:sz w:val="18"/>
-        </w:rPr>
-        <w:t>链接:</w:t>
-      </w:r>
-      <w:hyperlink r:id="rId15">
-        <w:r>
-          <w:rPr>
-            <w:color w:val="0563C1"/>
-            <w:u w:val="single"/>
-          </w:rPr>
-          <w:t>阿里千问升级个人 AI 助理，Personal Agent“千问 Go！”即将发布</w:t>
         </w:r>
       </w:hyperlink>
     </w:p>
@@ -448,7 +601,7 @@
         </w:rPr>
         <w:t>链接:</w:t>
       </w:r>
-      <w:hyperlink r:id="rId16">
+      <w:hyperlink r:id="rId19">
         <w:r>
           <w:rPr>
             <w:color w:val="0563C1"/>
@@ -499,7 +652,7 @@
         </w:rPr>
         <w:t>链接:</w:t>
       </w:r>
-      <w:hyperlink r:id="rId17">
+      <w:hyperlink r:id="rId20">
         <w:r>
           <w:rPr>
             <w:color w:val="0563C1"/>
@@ -550,7 +703,7 @@
         </w:rPr>
         <w:t>链接:</w:t>
       </w:r>
-      <w:hyperlink r:id="rId18">
+      <w:hyperlink r:id="rId21">
         <w:r>
           <w:rPr>
             <w:color w:val="0563C1"/>
@@ -601,7 +754,7 @@
         </w:rPr>
         <w:t>链接:</w:t>
       </w:r>
-      <w:hyperlink r:id="rId19">
+      <w:hyperlink r:id="rId22">
         <w:r>
           <w:rPr>
             <w:color w:val="0563C1"/>
@@ -652,7 +805,7 @@
         </w:rPr>
         <w:t>链接:</w:t>
       </w:r>
-      <w:hyperlink r:id="rId20">
+      <w:hyperlink r:id="rId23">
         <w:r>
           <w:rPr>
             <w:color w:val="0563C1"/>
@@ -682,7 +835,7 @@
           <w:color w:val="888888"/>
           <w:sz w:val="24"/>
         </w:rPr>
-        <w:t>阿里巴巴宋刚：AI硬件开启交互革命，千问AI硬件已成为你的另一双眼睛和耳朵</w:t>
+        <w:t>世界旅游峰会启用亮亮视野100余台翻译眼镜，AI实时翻译迈入规模化应用阶段</w:t>
       </w:r>
     </w:p>
     <w:p>
@@ -692,7 +845,7 @@
           <w:color w:val="888888"/>
           <w:sz w:val="18"/>
         </w:rPr>
-        <w:t>来源:Bing新闻 | 时间:10-13 01:43</w:t>
+        <w:t>来源:Bing新闻 | 时间:10-13 01:01</w:t>
       </w:r>
     </w:p>
     <w:p>
@@ -703,13 +856,13 @@
         </w:rPr>
         <w:t>链接:</w:t>
       </w:r>
-      <w:hyperlink r:id="rId21">
+      <w:hyperlink r:id="rId24">
         <w:r>
           <w:rPr>
             <w:color w:val="0563C1"/>
             <w:u w:val="single"/>
           </w:rPr>
-          <w:t>阿里巴巴宋刚：AI硬件开启交互革命，千问AI硬件已成为你的另一双眼睛和耳朵</w:t>
+          <w:t>世界旅游峰会启用亮亮视野100余台翻译眼镜，AI实时翻译迈入规模化应用阶段</w:t>
         </w:r>
       </w:hyperlink>
     </w:p>
@@ -754,13 +907,64 @@
         </w:rPr>
         <w:t>链接:</w:t>
       </w:r>
-      <w:hyperlink r:id="rId22">
+      <w:hyperlink r:id="rId25">
         <w:r>
           <w:rPr>
             <w:color w:val="0563C1"/>
             <w:u w:val="single"/>
           </w:rPr>
           <w:t>Kevin Kelly's 2016 AI Predictions, 10 Years Later</w:t>
+        </w:r>
+      </w:hyperlink>
+    </w:p>
+    <w:p>
+      <w:pPr>
+        <w:pStyle w:val="Heading3"/>
+      </w:pPr>
+      <w:r>
+        <w:rPr>
+          <w:rFonts w:ascii="Times New Roman" w:hAnsi="Times New Roman" w:eastAsia="黑体"/>
+          <w:b w:val="0"/>
+          <w:color w:val="888888"/>
+          <w:sz w:val="24"/>
+        </w:rPr>
+        <w:t>【C级·参考】</w:t>
+      </w:r>
+      <w:r>
+        <w:rPr>
+          <w:rFonts w:ascii="Times New Roman" w:hAnsi="Times New Roman" w:eastAsia="黑体"/>
+          <w:b w:val="0"/>
+          <w:color w:val="888888"/>
+          <w:sz w:val="24"/>
+        </w:rPr>
+        <w:t>极刻觅镜 | AI眼镜周报｜XREAL AURA公布售价，NIMO完成天使轮融资</w:t>
+      </w:r>
+    </w:p>
+    <w:p>
+      <w:r>
+        <w:rPr>
+          <w:rFonts w:ascii="Times New Roman" w:hAnsi="Times New Roman" w:eastAsia="宋体"/>
+          <w:color w:val="888888"/>
+          <w:sz w:val="18"/>
+        </w:rPr>
+        <w:t>来源:Bing新闻 | 时间:10-12 23:14</w:t>
+      </w:r>
+    </w:p>
+    <w:p>
+      <w:r>
+        <w:rPr>
+          <w:rFonts w:ascii="Times New Roman" w:hAnsi="Times New Roman" w:eastAsia="宋体"/>
+          <w:sz w:val="18"/>
+        </w:rPr>
+        <w:t>链接:</w:t>
+      </w:r>
+      <w:hyperlink r:id="rId26">
+        <w:r>
+          <w:rPr>
+            <w:color w:val="0563C1"/>
+            <w:u w:val="single"/>
+          </w:rPr>
+          <w:t>极刻觅镜 | AI眼镜周报｜XREAL AURA公布售价，NIMO完成天使轮融资</w:t>
         </w:r>
       </w:hyperlink>
     </w:p>
@@ -805,7 +1009,7 @@
         </w:rPr>
         <w:t>链接:</w:t>
       </w:r>
-      <w:hyperlink r:id="rId23">
+      <w:hyperlink r:id="rId27">
         <w:r>
           <w:rPr>
             <w:color w:val="0563C1"/>
@@ -856,7 +1060,7 @@
         </w:rPr>
         <w:t>链接:</w:t>
       </w:r>
-      <w:hyperlink r:id="rId24">
+      <w:hyperlink r:id="rId28">
         <w:r>
           <w:rPr>
             <w:color w:val="0563C1"/>
@@ -907,115 +1111,13 @@
         </w:rPr>
         <w:t>链接:</w:t>
       </w:r>
-      <w:hyperlink r:id="rId25">
+      <w:hyperlink r:id="rId29">
         <w:r>
           <w:rPr>
             <w:color w:val="0563C1"/>
             <w:u w:val="single"/>
           </w:rPr>
           <w:t>“AI要革小游戏的命”？千万MAU AI小游戏平台诞生，腾讯Meta谷歌加速进场！</w:t>
-        </w:r>
-      </w:hyperlink>
-    </w:p>
-    <w:p>
-      <w:pPr>
-        <w:pStyle w:val="Heading3"/>
-      </w:pPr>
-      <w:r>
-        <w:rPr>
-          <w:rFonts w:ascii="Times New Roman" w:hAnsi="Times New Roman" w:eastAsia="黑体"/>
-          <w:b w:val="0"/>
-          <w:color w:val="888888"/>
-          <w:sz w:val="24"/>
-        </w:rPr>
-        <w:t>【C级·参考】</w:t>
-      </w:r>
-      <w:r>
-        <w:rPr>
-          <w:rFonts w:ascii="Times New Roman" w:hAnsi="Times New Roman" w:eastAsia="黑体"/>
-          <w:b w:val="0"/>
-          <w:color w:val="888888"/>
-          <w:sz w:val="24"/>
-        </w:rPr>
-        <w:t>Meta引爆AI眼镜超级入口，国产供应链迎来黄金窗口</w:t>
-      </w:r>
-    </w:p>
-    <w:p>
-      <w:r>
-        <w:rPr>
-          <w:rFonts w:ascii="Times New Roman" w:hAnsi="Times New Roman" w:eastAsia="宋体"/>
-          <w:color w:val="888888"/>
-          <w:sz w:val="18"/>
-        </w:rPr>
-        <w:t>来源:Bing新闻 | 时间:10-12 10:20</w:t>
-      </w:r>
-    </w:p>
-    <w:p>
-      <w:r>
-        <w:rPr>
-          <w:rFonts w:ascii="Times New Roman" w:hAnsi="Times New Roman" w:eastAsia="宋体"/>
-          <w:sz w:val="18"/>
-        </w:rPr>
-        <w:t>链接:</w:t>
-      </w:r>
-      <w:hyperlink r:id="rId26">
-        <w:r>
-          <w:rPr>
-            <w:color w:val="0563C1"/>
-            <w:u w:val="single"/>
-          </w:rPr>
-          <w:t>Meta引爆AI眼镜超级入口，国产供应链迎来黄金窗口</w:t>
-        </w:r>
-      </w:hyperlink>
-    </w:p>
-    <w:p>
-      <w:pPr>
-        <w:pStyle w:val="Heading3"/>
-      </w:pPr>
-      <w:r>
-        <w:rPr>
-          <w:rFonts w:ascii="Times New Roman" w:hAnsi="Times New Roman" w:eastAsia="黑体"/>
-          <w:b w:val="0"/>
-          <w:color w:val="888888"/>
-          <w:sz w:val="24"/>
-        </w:rPr>
-        <w:t>【C级·参考】</w:t>
-      </w:r>
-      <w:r>
-        <w:rPr>
-          <w:rFonts w:ascii="Times New Roman" w:hAnsi="Times New Roman" w:eastAsia="黑体"/>
-          <w:b w:val="0"/>
-          <w:color w:val="888888"/>
-          <w:sz w:val="24"/>
-        </w:rPr>
-        <w:t>游戏开发者热议：“人人都在用AI，参加Game Jam还有什么意义”？</w:t>
-      </w:r>
-    </w:p>
-    <w:p>
-      <w:r>
-        <w:rPr>
-          <w:rFonts w:ascii="Times New Roman" w:hAnsi="Times New Roman" w:eastAsia="宋体"/>
-          <w:color w:val="888888"/>
-          <w:sz w:val="18"/>
-        </w:rPr>
-        <w:t>来源:GameLook | 时间:10-12 10:09</w:t>
-      </w:r>
-    </w:p>
-    <w:p>
-      <w:r>
-        <w:rPr>
-          <w:rFonts w:ascii="Times New Roman" w:hAnsi="Times New Roman" w:eastAsia="宋体"/>
-          <w:sz w:val="18"/>
-        </w:rPr>
-        <w:t>链接:</w:t>
-      </w:r>
-      <w:hyperlink r:id="rId27">
-        <w:r>
-          <w:rPr>
-            <w:color w:val="0563C1"/>
-            <w:u w:val="single"/>
-          </w:rPr>
-          <w:t>游戏开发者热议：“人人都在用AI，参加Game Jam还有什么意义”？</w:t>
         </w:r>
       </w:hyperlink>
     </w:p>
@@ -1051,7 +1153,7 @@
           <w:color w:val="888888"/>
           <w:sz w:val="24"/>
         </w:rPr>
-        <w:t>华为哈勃投资参投，视塔机器人完成天使轮融资</w:t>
+        <w:t>Counterpoint 预测：全球 Robotaxi 保险市场 2035 年达 258 亿美元</w:t>
       </w:r>
     </w:p>
     <w:p>
@@ -1061,7 +1163,7 @@
           <w:color w:val="888888"/>
           <w:sz w:val="18"/>
         </w:rPr>
-        <w:t>来源:IT之家 | 时间:10-13 11:33</w:t>
+        <w:t>来源:IT之家 | 时间:10-13 15:14</w:t>
       </w:r>
     </w:p>
     <w:p>
@@ -1072,13 +1174,13 @@
         </w:rPr>
         <w:t>链接:</w:t>
       </w:r>
-      <w:hyperlink r:id="rId28">
+      <w:hyperlink r:id="rId30">
         <w:r>
           <w:rPr>
             <w:color w:val="0563C1"/>
             <w:u w:val="single"/>
           </w:rPr>
-          <w:t>华为哈勃投资参投，视塔机器人完成天使轮融资</w:t>
+          <w:t>Counterpoint 预测：全球 Robotaxi 保险市场 2035 年达 258 亿美元</w:t>
         </w:r>
       </w:hyperlink>
     </w:p>
@@ -1093,6 +1195,57 @@
         </w:rPr>
         <w:t>无人驾驶/低空/智慧出行</w:t>
       </w:r>
+    </w:p>
+    <w:p>
+      <w:pPr>
+        <w:pStyle w:val="Heading3"/>
+      </w:pPr>
+      <w:r>
+        <w:rPr>
+          <w:rFonts w:ascii="Times New Roman" w:hAnsi="Times New Roman" w:eastAsia="黑体"/>
+          <w:b w:val="0"/>
+          <w:color w:val="888888"/>
+          <w:sz w:val="24"/>
+        </w:rPr>
+        <w:t>【C级·参考】</w:t>
+      </w:r>
+      <w:r>
+        <w:rPr>
+          <w:rFonts w:ascii="Times New Roman" w:hAnsi="Times New Roman" w:eastAsia="黑体"/>
+          <w:b w:val="0"/>
+          <w:color w:val="888888"/>
+          <w:sz w:val="24"/>
+        </w:rPr>
+        <w:t>特斯拉自动驾驶出租车因学区超速遭 NHTSA 调查，涉及约 1000 台车辆</w:t>
+      </w:r>
+    </w:p>
+    <w:p>
+      <w:r>
+        <w:rPr>
+          <w:rFonts w:ascii="Times New Roman" w:hAnsi="Times New Roman" w:eastAsia="宋体"/>
+          <w:color w:val="888888"/>
+          <w:sz w:val="18"/>
+        </w:rPr>
+        <w:t>来源:IT之家 | 时间:10-13 14:51</w:t>
+      </w:r>
+    </w:p>
+    <w:p>
+      <w:r>
+        <w:rPr>
+          <w:rFonts w:ascii="Times New Roman" w:hAnsi="Times New Roman" w:eastAsia="宋体"/>
+          <w:sz w:val="18"/>
+        </w:rPr>
+        <w:t>链接:</w:t>
+      </w:r>
+      <w:hyperlink r:id="rId31">
+        <w:r>
+          <w:rPr>
+            <w:color w:val="0563C1"/>
+            <w:u w:val="single"/>
+          </w:rPr>
+          <w:t>特斯拉自动驾驶出租车因学区超速遭 NHTSA 调查，涉及约 1000 台车辆</w:t>
+        </w:r>
+      </w:hyperlink>
     </w:p>
     <w:p>
       <w:pPr>
@@ -1135,7 +1288,7 @@
         </w:rPr>
         <w:t>链接:</w:t>
       </w:r>
-      <w:hyperlink r:id="rId29">
+      <w:hyperlink r:id="rId32">
         <w:r>
           <w:rPr>
             <w:color w:val="0563C1"/>
@@ -1194,6 +1347,57 @@
           <w:color w:val="888888"/>
           <w:sz w:val="24"/>
         </w:rPr>
+        <w:t>荣耀 WIN 平板核心配置确认：第五代骁龙 8 至尊版平台、10000mAh 电池，首发 240Hz OLED 电竞屏</w:t>
+      </w:r>
+    </w:p>
+    <w:p>
+      <w:r>
+        <w:rPr>
+          <w:rFonts w:ascii="Times New Roman" w:hAnsi="Times New Roman" w:eastAsia="宋体"/>
+          <w:color w:val="888888"/>
+          <w:sz w:val="18"/>
+        </w:rPr>
+        <w:t>来源:IT之家 | 时间:10-13 15:10</w:t>
+      </w:r>
+    </w:p>
+    <w:p>
+      <w:r>
+        <w:rPr>
+          <w:rFonts w:ascii="Times New Roman" w:hAnsi="Times New Roman" w:eastAsia="宋体"/>
+          <w:sz w:val="18"/>
+        </w:rPr>
+        <w:t>链接:</w:t>
+      </w:r>
+      <w:hyperlink r:id="rId33">
+        <w:r>
+          <w:rPr>
+            <w:color w:val="0563C1"/>
+            <w:u w:val="single"/>
+          </w:rPr>
+          <w:t>荣耀 WIN 平板核心配置确认：第五代骁龙 8 至尊版平台、10000mAh 电池，首发 240Hz OLED 电竞屏</w:t>
+        </w:r>
+      </w:hyperlink>
+    </w:p>
+    <w:p>
+      <w:pPr>
+        <w:pStyle w:val="Heading3"/>
+      </w:pPr>
+      <w:r>
+        <w:rPr>
+          <w:rFonts w:ascii="Times New Roman" w:hAnsi="Times New Roman" w:eastAsia="黑体"/>
+          <w:b w:val="0"/>
+          <w:color w:val="888888"/>
+          <w:sz w:val="24"/>
+        </w:rPr>
+        <w:t>【C级·参考】</w:t>
+      </w:r>
+      <w:r>
+        <w:rPr>
+          <w:rFonts w:ascii="Times New Roman" w:hAnsi="Times New Roman" w:eastAsia="黑体"/>
+          <w:b w:val="0"/>
+          <w:color w:val="888888"/>
+          <w:sz w:val="24"/>
+        </w:rPr>
         <w:t>万代南梦宫首曝《铁拳 8》游戏第 3 赛季范马勇次郎形象</w:t>
       </w:r>
     </w:p>
@@ -1215,7 +1419,7 @@
         </w:rPr>
         <w:t>链接:</w:t>
       </w:r>
-      <w:hyperlink r:id="rId30">
+      <w:hyperlink r:id="rId34">
         <w:r>
           <w:rPr>
             <w:color w:val="0563C1"/>
@@ -1266,64 +1470,13 @@
         </w:rPr>
         <w:t>链接:</w:t>
       </w:r>
-      <w:hyperlink r:id="rId31">
+      <w:hyperlink r:id="rId35">
         <w:r>
           <w:rPr>
             <w:color w:val="0563C1"/>
             <w:u w:val="single"/>
           </w:rPr>
           <w:t>消息称《GTA 6》游戏实体版将附赠纸质收藏地图</w:t>
-        </w:r>
-      </w:hyperlink>
-    </w:p>
-    <w:p>
-      <w:pPr>
-        <w:pStyle w:val="Heading3"/>
-      </w:pPr>
-      <w:r>
-        <w:rPr>
-          <w:rFonts w:ascii="Times New Roman" w:hAnsi="Times New Roman" w:eastAsia="黑体"/>
-          <w:b w:val="0"/>
-          <w:color w:val="888888"/>
-          <w:sz w:val="24"/>
-        </w:rPr>
-        <w:t>【C级·参考】</w:t>
-      </w:r>
-      <w:r>
-        <w:rPr>
-          <w:rFonts w:ascii="Times New Roman" w:hAnsi="Times New Roman" w:eastAsia="黑体"/>
-          <w:b w:val="0"/>
-          <w:color w:val="888888"/>
-          <w:sz w:val="24"/>
-        </w:rPr>
-        <w:t>荣耀 WIN 电竞全家桶新品亮相：手机、平板、游戏本、耳机、手柄</w:t>
-      </w:r>
-    </w:p>
-    <w:p>
-      <w:r>
-        <w:rPr>
-          <w:rFonts w:ascii="Times New Roman" w:hAnsi="Times New Roman" w:eastAsia="宋体"/>
-          <w:color w:val="888888"/>
-          <w:sz w:val="18"/>
-        </w:rPr>
-        <w:t>来源:IT之家 | 时间:10-13 10:54</w:t>
-      </w:r>
-    </w:p>
-    <w:p>
-      <w:r>
-        <w:rPr>
-          <w:rFonts w:ascii="Times New Roman" w:hAnsi="Times New Roman" w:eastAsia="宋体"/>
-          <w:sz w:val="18"/>
-        </w:rPr>
-        <w:t>链接:</w:t>
-      </w:r>
-      <w:hyperlink r:id="rId32">
-        <w:r>
-          <w:rPr>
-            <w:color w:val="0563C1"/>
-            <w:u w:val="single"/>
-          </w:rPr>
-          <w:t>荣耀 WIN 电竞全家桶新品亮相：手机、平板、游戏本、耳机、手柄</w:t>
         </w:r>
       </w:hyperlink>
     </w:p>
@@ -1368,7 +1521,7 @@
         </w:rPr>
         <w:t>链接:</w:t>
       </w:r>
-      <w:hyperlink r:id="rId33">
+      <w:hyperlink r:id="rId36">
         <w:r>
           <w:rPr>
             <w:color w:val="0563C1"/>
@@ -1419,115 +1572,13 @@
         </w:rPr>
         <w:t>链接:</w:t>
       </w:r>
-      <w:hyperlink r:id="rId34">
+      <w:hyperlink r:id="rId37">
         <w:r>
           <w:rPr>
             <w:color w:val="0563C1"/>
             <w:u w:val="single"/>
           </w:rPr>
           <w:t>分析：三消游戏的成功秘诀是“不创新”，创新关卡反而让玩家离开？</w:t>
-        </w:r>
-      </w:hyperlink>
-    </w:p>
-    <w:p>
-      <w:pPr>
-        <w:pStyle w:val="Heading3"/>
-      </w:pPr>
-      <w:r>
-        <w:rPr>
-          <w:rFonts w:ascii="Times New Roman" w:hAnsi="Times New Roman" w:eastAsia="黑体"/>
-          <w:b w:val="0"/>
-          <w:color w:val="888888"/>
-          <w:sz w:val="24"/>
-        </w:rPr>
-        <w:t>【C级·参考】</w:t>
-      </w:r>
-      <w:r>
-        <w:rPr>
-          <w:rFonts w:ascii="Times New Roman" w:hAnsi="Times New Roman" w:eastAsia="黑体"/>
-          <w:b w:val="0"/>
-          <w:color w:val="888888"/>
-          <w:sz w:val="24"/>
-        </w:rPr>
-        <w:t>憋了9年！网易最强射击工作室掏出“真3A FPS”，要与腾讯正面刚</w:t>
-      </w:r>
-    </w:p>
-    <w:p>
-      <w:r>
-        <w:rPr>
-          <w:rFonts w:ascii="Times New Roman" w:hAnsi="Times New Roman" w:eastAsia="宋体"/>
-          <w:color w:val="888888"/>
-          <w:sz w:val="18"/>
-        </w:rPr>
-        <w:t>来源:GameLook | 时间:10-12 10:44</w:t>
-      </w:r>
-    </w:p>
-    <w:p>
-      <w:r>
-        <w:rPr>
-          <w:rFonts w:ascii="Times New Roman" w:hAnsi="Times New Roman" w:eastAsia="宋体"/>
-          <w:sz w:val="18"/>
-        </w:rPr>
-        <w:t>链接:</w:t>
-      </w:r>
-      <w:hyperlink r:id="rId35">
-        <w:r>
-          <w:rPr>
-            <w:color w:val="0563C1"/>
-            <w:u w:val="single"/>
-          </w:rPr>
-          <w:t>憋了9年！网易最强射击工作室掏出“真3A FPS”，要与腾讯正面刚</w:t>
-        </w:r>
-      </w:hyperlink>
-    </w:p>
-    <w:p>
-      <w:pPr>
-        <w:pStyle w:val="Heading3"/>
-      </w:pPr>
-      <w:r>
-        <w:rPr>
-          <w:rFonts w:ascii="Times New Roman" w:hAnsi="Times New Roman" w:eastAsia="黑体"/>
-          <w:b w:val="0"/>
-          <w:color w:val="888888"/>
-          <w:sz w:val="24"/>
-        </w:rPr>
-        <w:t>【C级·参考】</w:t>
-      </w:r>
-      <w:r>
-        <w:rPr>
-          <w:rFonts w:ascii="Times New Roman" w:hAnsi="Times New Roman" w:eastAsia="黑体"/>
-          <w:b w:val="0"/>
-          <w:color w:val="888888"/>
-          <w:sz w:val="24"/>
-        </w:rPr>
-        <w:t>“MMO手游如何雪崩的”？深度分析：从最赚钱游戏到收入腰斩！</w:t>
-      </w:r>
-    </w:p>
-    <w:p>
-      <w:r>
-        <w:rPr>
-          <w:rFonts w:ascii="Times New Roman" w:hAnsi="Times New Roman" w:eastAsia="宋体"/>
-          <w:color w:val="888888"/>
-          <w:sz w:val="18"/>
-        </w:rPr>
-        <w:t>来源:GameLook | 时间:10-12 10:30</w:t>
-      </w:r>
-    </w:p>
-    <w:p>
-      <w:r>
-        <w:rPr>
-          <w:rFonts w:ascii="Times New Roman" w:hAnsi="Times New Roman" w:eastAsia="宋体"/>
-          <w:sz w:val="18"/>
-        </w:rPr>
-        <w:t>链接:</w:t>
-      </w:r>
-      <w:hyperlink r:id="rId36">
-        <w:r>
-          <w:rPr>
-            <w:color w:val="0563C1"/>
-            <w:u w:val="single"/>
-          </w:rPr>
-          <w:t>“MMO手游如何雪崩的”？深度分析：从最赚钱游戏到收入腰斩！</w:t>
         </w:r>
       </w:hyperlink>
     </w:p>
@@ -1584,64 +1635,13 @@
         </w:rPr>
         <w:t>链接:</w:t>
       </w:r>
-      <w:hyperlink r:id="rId37">
+      <w:hyperlink r:id="rId38">
         <w:r>
           <w:rPr>
             <w:color w:val="0563C1"/>
             <w:u w:val="single"/>
           </w:rPr>
           <w:t>Counterpoint 调研称全球超 7 成消费者推迟购买手机或寻找替代机型</w:t>
-        </w:r>
-      </w:hyperlink>
-    </w:p>
-    <w:p>
-      <w:pPr>
-        <w:pStyle w:val="Heading3"/>
-      </w:pPr>
-      <w:r>
-        <w:rPr>
-          <w:rFonts w:ascii="Times New Roman" w:hAnsi="Times New Roman" w:eastAsia="黑体"/>
-          <w:b w:val="0"/>
-          <w:color w:val="888888"/>
-          <w:sz w:val="24"/>
-        </w:rPr>
-        <w:t>【C级·参考】</w:t>
-      </w:r>
-      <w:r>
-        <w:rPr>
-          <w:rFonts w:ascii="Times New Roman" w:hAnsi="Times New Roman" w:eastAsia="黑体"/>
-          <w:b w:val="0"/>
-          <w:color w:val="888888"/>
-          <w:sz w:val="24"/>
-        </w:rPr>
-        <w:t>2488 → 1724 元，华为 WATCH GT 6 Pro 智能手表 7 折起国补新低</w:t>
-      </w:r>
-    </w:p>
-    <w:p>
-      <w:r>
-        <w:rPr>
-          <w:rFonts w:ascii="Times New Roman" w:hAnsi="Times New Roman" w:eastAsia="宋体"/>
-          <w:color w:val="888888"/>
-          <w:sz w:val="18"/>
-        </w:rPr>
-        <w:t>来源:IT之家 | 时间:10-13 11:08</w:t>
-      </w:r>
-    </w:p>
-    <w:p>
-      <w:r>
-        <w:rPr>
-          <w:rFonts w:ascii="Times New Roman" w:hAnsi="Times New Roman" w:eastAsia="宋体"/>
-          <w:sz w:val="18"/>
-        </w:rPr>
-        <w:t>链接:</w:t>
-      </w:r>
-      <w:hyperlink r:id="rId38">
-        <w:r>
-          <w:rPr>
-            <w:color w:val="0563C1"/>
-            <w:u w:val="single"/>
-          </w:rPr>
-          <w:t>2488 → 1724 元，华为 WATCH GT 6 Pro 智能手表 7 折起国补新低</w:t>
         </w:r>
       </w:hyperlink>
     </w:p>

--- a/briefings/线口监测午报-2026-10-13.docx
+++ b/briefings/线口监测午报-2026-10-13.docx
@@ -22,7 +22,7 @@
           <w:color w:val="888888"/>
           <w:sz w:val="18"/>
         </w:rPr>
-        <w:t>监测窗口:近48小时 | 生成时间:2026-10-13 15:44</w:t>
+        <w:t>监测窗口:近48小时 | 生成时间:2026-10-13 22:57</w:t>
       </w:r>
     </w:p>
     <w:p>
@@ -70,7 +70,7 @@
           <w:color w:val="888888"/>
           <w:sz w:val="24"/>
         </w:rPr>
-        <w:t>微软逆转办公 AI 策略，新版 Copilot 整合完整 Word / Excel / PowerPoint 体验</w:t>
+        <w:t>“中国刻蚀机之父”尹志尧：AI 有可能会出现泡沫，这点大家需要多加留意</w:t>
       </w:r>
     </w:p>
     <w:p>
@@ -80,7 +80,7 @@
           <w:color w:val="888888"/>
           <w:sz w:val="18"/>
         </w:rPr>
-        <w:t>来源:IT之家 | 时间:10-13 15:41</w:t>
+        <w:t>来源:IT之家 | 时间:10-13 22:32</w:t>
       </w:r>
     </w:p>
     <w:p>
@@ -97,7 +97,7 @@
             <w:color w:val="0563C1"/>
             <w:u w:val="single"/>
           </w:rPr>
-          <w:t>微软逆转办公 AI 策略，新版 Copilot 整合完整 Word / Excel / PowerPoint 体验</w:t>
+          <w:t>“中国刻蚀机之父”尹志尧：AI 有可能会出现泡沫，这点大家需要多加留意</w:t>
         </w:r>
       </w:hyperlink>
     </w:p>
@@ -121,7 +121,7 @@
           <w:color w:val="888888"/>
           <w:sz w:val="24"/>
         </w:rPr>
-        <w:t>TCOMAS GATE 幻境 360 AIO 液冷上架：主板微景观，首发 899 元</w:t>
+        <w:t>Steam 新一周游戏销量榜公布：《AION 2》继续领跑全球榜首</w:t>
       </w:r>
     </w:p>
     <w:p>
@@ -131,7 +131,7 @@
           <w:color w:val="888888"/>
           <w:sz w:val="18"/>
         </w:rPr>
-        <w:t>来源:IT之家 | 时间:10-13 15:38</w:t>
+        <w:t>来源:IT之家 | 时间:10-13 22:26</w:t>
       </w:r>
     </w:p>
     <w:p>
@@ -148,7 +148,7 @@
             <w:color w:val="0563C1"/>
             <w:u w:val="single"/>
           </w:rPr>
-          <w:t>TCOMAS GATE 幻境 360 AIO 液冷上架：主板微景观，首发 899 元</w:t>
+          <w:t>Steam 新一周游戏销量榜公布：《AION 2》继续领跑全球榜首</w:t>
         </w:r>
       </w:hyperlink>
     </w:p>
@@ -172,7 +172,7 @@
           <w:color w:val="888888"/>
           <w:sz w:val="24"/>
         </w:rPr>
-        <w:t>阿里千问 N1 系列 AI 眼镜发布：支持更换电池、Pro 版支持眼动交互 / 全天候健康监测，2899 元起</w:t>
+        <w:t>苹果：Siri AI 将支持 Apple TV 4K 第二代、第三代</w:t>
       </w:r>
     </w:p>
     <w:p>
@@ -182,7 +182,7 @@
           <w:color w:val="888888"/>
           <w:sz w:val="18"/>
         </w:rPr>
-        <w:t>来源:IT之家 | 时间:10-13 15:33</w:t>
+        <w:t>来源:IT之家 | 时间:10-13 21:26</w:t>
       </w:r>
     </w:p>
     <w:p>
@@ -199,7 +199,7 @@
             <w:color w:val="0563C1"/>
             <w:u w:val="single"/>
           </w:rPr>
-          <w:t>阿里千问 N1 系列 AI 眼镜发布：支持更换电池、Pro 版支持眼动交互 / 全天候健康监测，2899 元起</w:t>
+          <w:t>苹果：Siri AI 将支持 Apple TV 4K 第二代、第三代</w:t>
         </w:r>
       </w:hyperlink>
     </w:p>
@@ -223,7 +223,7 @@
           <w:color w:val="888888"/>
           <w:sz w:val="24"/>
         </w:rPr>
-        <w:t>Anthropic 警告：小型 AI 模型数月后或将具备在物联网设备上自我复制的能力</w:t>
+        <w:t>苹果新款 Apple TV 4K 发布：2399 港元，A19 芯片、Siri AI、内置麦克风</w:t>
       </w:r>
     </w:p>
     <w:p>
@@ -233,7 +233,7 @@
           <w:color w:val="888888"/>
           <w:sz w:val="18"/>
         </w:rPr>
-        <w:t>来源:IT之家 | 时间:10-13 15:15</w:t>
+        <w:t>来源:IT之家 | 时间:10-13 21:06</w:t>
       </w:r>
     </w:p>
     <w:p>
@@ -250,7 +250,7 @@
             <w:color w:val="0563C1"/>
             <w:u w:val="single"/>
           </w:rPr>
-          <w:t>Anthropic 警告：小型 AI 模型数月后或将具备在物联网设备上自我复制的能力</w:t>
+          <w:t>苹果新款 Apple TV 4K 发布：2399 港元，A19 芯片、Siri AI、内置麦克风</w:t>
         </w:r>
       </w:hyperlink>
     </w:p>
@@ -274,7 +274,7 @@
           <w:color w:val="888888"/>
           <w:sz w:val="24"/>
         </w:rPr>
-        <w:t>IDC：英伟达在华数据中心 AI 芯片份额降至 34%，华为升至 28%</w:t>
+        <w:t>苹果 HomePod mini 2 智能音箱发布：五种配色可选，海外支持 Siri AI，1099 元</w:t>
       </w:r>
     </w:p>
     <w:p>
@@ -284,7 +284,7 @@
           <w:color w:val="888888"/>
           <w:sz w:val="18"/>
         </w:rPr>
-        <w:t>来源:IT之家 | 时间:10-13 15:13</w:t>
+        <w:t>来源:IT之家 | 时间:10-13 21:02</w:t>
       </w:r>
     </w:p>
     <w:p>
@@ -301,7 +301,7 @@
             <w:color w:val="0563C1"/>
             <w:u w:val="single"/>
           </w:rPr>
-          <w:t>IDC：英伟达在华数据中心 AI 芯片份额降至 34%，华为升至 28%</w:t>
+          <w:t>苹果 HomePod mini 2 智能音箱发布：五种配色可选，海外支持 Siri AI，1099 元</w:t>
         </w:r>
       </w:hyperlink>
     </w:p>
@@ -325,7 +325,7 @@
           <w:color w:val="888888"/>
           <w:sz w:val="24"/>
         </w:rPr>
-        <w:t>壹号本 OneXPlayer 预告 Super X PRO 二合一平板：锐龙 AI Max+ 495、192GB 内存</w:t>
+        <w:t>阶跃终端首款大模型原生智能体手机 STEPX Neo 先行版发布：骁龙 8 系芯片，全栈价 3999 元起</w:t>
       </w:r>
     </w:p>
     <w:p>
@@ -335,7 +335,7 @@
           <w:color w:val="888888"/>
           <w:sz w:val="18"/>
         </w:rPr>
-        <w:t>来源:IT之家 | 时间:10-13 14:54</w:t>
+        <w:t>来源:IT之家 | 时间:10-13 20:18</w:t>
       </w:r>
     </w:p>
     <w:p>
@@ -352,7 +352,7 @@
             <w:color w:val="0563C1"/>
             <w:u w:val="single"/>
           </w:rPr>
-          <w:t>壹号本 OneXPlayer 预告 Super X PRO 二合一平板：锐龙 AI Max+ 495、192GB 内存</w:t>
+          <w:t>阶跃终端首款大模型原生智能体手机 STEPX Neo 先行版发布：骁龙 8 系芯片，全栈价 3999 元起</w:t>
         </w:r>
       </w:hyperlink>
     </w:p>
@@ -376,7 +376,7 @@
           <w:color w:val="888888"/>
           <w:sz w:val="24"/>
         </w:rPr>
-        <w:t>导演徐克谈 AI：幻觉与真实交织，边界日益模糊</w:t>
+        <w:t>爱芯元智 AX8860 系列大算力芯片发布，性能对标英伟达 DGX Spark 但价格更低</w:t>
       </w:r>
     </w:p>
     <w:p>
@@ -386,7 +386,7 @@
           <w:color w:val="888888"/>
           <w:sz w:val="18"/>
         </w:rPr>
-        <w:t>来源:IT之家 | 时间:10-13 14:46</w:t>
+        <w:t>来源:IT之家 | 时间:10-13 20:02</w:t>
       </w:r>
     </w:p>
     <w:p>
@@ -403,7 +403,7 @@
             <w:color w:val="0563C1"/>
             <w:u w:val="single"/>
           </w:rPr>
-          <w:t>导演徐克谈 AI：幻觉与真实交织，边界日益模糊</w:t>
+          <w:t>爱芯元智 AX8860 系列大算力芯片发布，性能对标英伟达 DGX Spark 但价格更低</w:t>
         </w:r>
       </w:hyperlink>
     </w:p>
@@ -427,7 +427,7 @@
           <w:color w:val="888888"/>
           <w:sz w:val="24"/>
         </w:rPr>
-        <w:t>惠普推出 EliteBoard G2a 键盘 PC，升级锐龙 AI PRO 400 处理器</w:t>
+        <w:t>员工用 AI 辅助办公遭辞退，法院认定公司违法解约</w:t>
       </w:r>
     </w:p>
     <w:p>
@@ -437,7 +437,7 @@
           <w:color w:val="888888"/>
           <w:sz w:val="18"/>
         </w:rPr>
-        <w:t>来源:IT之家 | 时间:10-13 14:29</w:t>
+        <w:t>来源:IT之家 | 时间:10-13 19:32</w:t>
       </w:r>
     </w:p>
     <w:p>
@@ -454,7 +454,7 @@
             <w:color w:val="0563C1"/>
             <w:u w:val="single"/>
           </w:rPr>
-          <w:t>惠普推出 EliteBoard G2a 键盘 PC，升级锐龙 AI PRO 400 处理器</w:t>
+          <w:t>员工用 AI 辅助办公遭辞退，法院认定公司违法解约</w:t>
         </w:r>
       </w:hyperlink>
     </w:p>
@@ -478,7 +478,7 @@
           <w:color w:val="888888"/>
           <w:sz w:val="24"/>
         </w:rPr>
-        <w:t>美国核反应堆开始陆续接入 AI</w:t>
+        <w:t>谷歌为 Fitbit Air 运动手环推出新款金属编织表带，同步升级运动识别及健康趋势功能</w:t>
       </w:r>
     </w:p>
     <w:p>
@@ -488,7 +488,7 @@
           <w:color w:val="888888"/>
           <w:sz w:val="18"/>
         </w:rPr>
-        <w:t>来源:IT之家 | 时间:10-13 14:24</w:t>
+        <w:t>来源:IT之家 | 时间:10-13 19:26</w:t>
       </w:r>
     </w:p>
     <w:p>
@@ -505,7 +505,7 @@
             <w:color w:val="0563C1"/>
             <w:u w:val="single"/>
           </w:rPr>
-          <w:t>美国核反应堆开始陆续接入 AI</w:t>
+          <w:t>谷歌为 Fitbit Air 运动手环推出新款金属编织表带，同步升级运动识别及健康趋势功能</w:t>
         </w:r>
       </w:hyperlink>
     </w:p>
@@ -529,7 +529,7 @@
           <w:color w:val="888888"/>
           <w:sz w:val="24"/>
         </w:rPr>
-        <w:t>微软调整 Win10/Win11 新版 Outlook AI 功能，10 月全球停用 Copilot 主题</w:t>
+        <w:t>Character.ai Files for Bankruptcy</w:t>
       </w:r>
     </w:p>
     <w:p>
@@ -539,7 +539,7 @@
           <w:color w:val="888888"/>
           <w:sz w:val="18"/>
         </w:rPr>
-        <w:t>来源:IT之家 | 时间:10-13 13:17</w:t>
+        <w:t>来源:Hacker News | 时间:10-13 19:24</w:t>
       </w:r>
     </w:p>
     <w:p>
@@ -556,7 +556,7 @@
             <w:color w:val="0563C1"/>
             <w:u w:val="single"/>
           </w:rPr>
-          <w:t>微软调整 Win10/Win11 新版 Outlook AI 功能，10 月全球停用 Copilot 主题</w:t>
+          <w:t>Character.ai Files for Bankruptcy</w:t>
         </w:r>
       </w:hyperlink>
     </w:p>
@@ -580,7 +580,7 @@
           <w:color w:val="888888"/>
           <w:sz w:val="24"/>
         </w:rPr>
-        <w:t>A look at OpenAI’s math that’s claimed computes faster Fourier transforms</w:t>
+        <w:t>赛力斯 &amp; 字节合作：赛豆科技 AIVA 第二款车型预计为 SUV，考虑采用换电方案</w:t>
       </w:r>
     </w:p>
     <w:p>
@@ -590,7 +590,7 @@
           <w:color w:val="888888"/>
           <w:sz w:val="18"/>
         </w:rPr>
-        <w:t>来源:Hacker News | 时间:10-13 10:46</w:t>
+        <w:t>来源:IT之家 | 时间:10-13 19:00</w:t>
       </w:r>
     </w:p>
     <w:p>
@@ -607,7 +607,7 @@
             <w:color w:val="0563C1"/>
             <w:u w:val="single"/>
           </w:rPr>
-          <w:t>A look at OpenAI’s math that’s claimed computes faster Fourier transforms</w:t>
+          <w:t>赛力斯 &amp; 字节合作：赛豆科技 AIVA 第二款车型预计为 SUV，考虑采用换电方案</w:t>
         </w:r>
       </w:hyperlink>
     </w:p>
@@ -631,7 +631,7 @@
           <w:color w:val="888888"/>
           <w:sz w:val="24"/>
         </w:rPr>
-        <w:t>AI Models Can Provably Hide Arbitrary Capabilities</w:t>
+        <w:t>千问 AI 耳夹式耳机开售：Bose 调音，到手价 1099 元</w:t>
       </w:r>
     </w:p>
     <w:p>
@@ -641,7 +641,7 @@
           <w:color w:val="888888"/>
           <w:sz w:val="18"/>
         </w:rPr>
-        <w:t>来源:Hacker News | 时间:10-13 10:07</w:t>
+        <w:t>来源:IT之家 | 时间:10-13 18:51</w:t>
       </w:r>
     </w:p>
     <w:p>
@@ -658,7 +658,7 @@
             <w:color w:val="0563C1"/>
             <w:u w:val="single"/>
           </w:rPr>
-          <w:t>AI Models Can Provably Hide Arbitrary Capabilities</w:t>
+          <w:t>千问 AI 耳夹式耳机开售：Bose 调音，到手价 1099 元</w:t>
         </w:r>
       </w:hyperlink>
     </w:p>
@@ -682,7 +682,7 @@
           <w:color w:val="888888"/>
           <w:sz w:val="24"/>
         </w:rPr>
-        <w:t>《ARC Raiders》自救成功！Steam在线暴涨10倍至18万人，腾讯国服看到希望</w:t>
+        <w:t>韩国 AI 聊天服务 Zeta 陷版权争议：被指暗地允许用户生成侵权二创、将他人 VTuber 版权形象用于自家广告</w:t>
       </w:r>
     </w:p>
     <w:p>
@@ -692,7 +692,7 @@
           <w:color w:val="888888"/>
           <w:sz w:val="18"/>
         </w:rPr>
-        <w:t>来源:GameLook | 时间:10-13 09:58</w:t>
+        <w:t>来源:IT之家 | 时间:10-13 18:44</w:t>
       </w:r>
     </w:p>
     <w:p>
@@ -709,7 +709,7 @@
             <w:color w:val="0563C1"/>
             <w:u w:val="single"/>
           </w:rPr>
-          <w:t>《ARC Raiders》自救成功！Steam在线暴涨10倍至18万人，腾讯国服看到希望</w:t>
+          <w:t>韩国 AI 聊天服务 Zeta 陷版权争议：被指暗地允许用户生成侵权二创、将他人 VTuber 版权形象用于自家广告</w:t>
         </w:r>
       </w:hyperlink>
     </w:p>
@@ -733,7 +733,7 @@
           <w:color w:val="888888"/>
           <w:sz w:val="24"/>
         </w:rPr>
-        <w:t>AI is a tool and using it well takes skill</w:t>
+        <w:t>Show HN: Use your OpenAI subscription to create audiobooks</w:t>
       </w:r>
     </w:p>
     <w:p>
@@ -743,7 +743,7 @@
           <w:color w:val="888888"/>
           <w:sz w:val="18"/>
         </w:rPr>
-        <w:t>来源:Hacker News | 时间:10-13 05:40</w:t>
+        <w:t>来源:Hacker News | 时间:10-13 18:08</w:t>
       </w:r>
     </w:p>
     <w:p>
@@ -760,7 +760,7 @@
             <w:color w:val="0563C1"/>
             <w:u w:val="single"/>
           </w:rPr>
-          <w:t>AI is a tool and using it well takes skill</w:t>
+          <w:t>Show HN: Use your OpenAI subscription to create audiobooks</w:t>
         </w:r>
       </w:hyperlink>
     </w:p>
@@ -784,7 +784,7 @@
           <w:color w:val="888888"/>
           <w:sz w:val="24"/>
         </w:rPr>
-        <w:t>Intel D270 GPU AI Accelerator–Up to 480 GB LPDDR5X</w:t>
+        <w:t>TCL 展示 X5 智慧 CPE：峰值下行速率可达 7Gbps，支持本地多智能体调度</w:t>
       </w:r>
     </w:p>
     <w:p>
@@ -794,7 +794,7 @@
           <w:color w:val="888888"/>
           <w:sz w:val="18"/>
         </w:rPr>
-        <w:t>来源:Hacker News | 时间:10-13 05:35</w:t>
+        <w:t>来源:IT之家 | 时间:10-13 17:35</w:t>
       </w:r>
     </w:p>
     <w:p>
@@ -811,7 +811,7 @@
             <w:color w:val="0563C1"/>
             <w:u w:val="single"/>
           </w:rPr>
-          <w:t>Intel D270 GPU AI Accelerator–Up to 480 GB LPDDR5X</w:t>
+          <w:t>TCL 展示 X5 智慧 CPE：峰值下行速率可达 7Gbps，支持本地多智能体调度</w:t>
         </w:r>
       </w:hyperlink>
     </w:p>
@@ -835,7 +835,7 @@
           <w:color w:val="888888"/>
           <w:sz w:val="24"/>
         </w:rPr>
-        <w:t>世界旅游峰会启用亮亮视野100余台翻译眼镜，AI实时翻译迈入规模化应用阶段</w:t>
+        <w:t>阿里千问发布新一代AI眼镜、AI耳机，AI硬件加入智能体竞争下半场</w:t>
       </w:r>
     </w:p>
     <w:p>
@@ -845,7 +845,7 @@
           <w:color w:val="888888"/>
           <w:sz w:val="18"/>
         </w:rPr>
-        <w:t>来源:Bing新闻 | 时间:10-13 01:01</w:t>
+        <w:t>来源:Bing新闻 | 时间:10-13 15:57</w:t>
       </w:r>
     </w:p>
     <w:p>
@@ -862,7 +862,7 @@
             <w:color w:val="0563C1"/>
             <w:u w:val="single"/>
           </w:rPr>
-          <w:t>世界旅游峰会启用亮亮视野100余台翻译眼镜，AI实时翻译迈入规模化应用阶段</w:t>
+          <w:t>阿里千问发布新一代AI眼镜、AI耳机，AI硬件加入智能体竞争下半场</w:t>
         </w:r>
       </w:hyperlink>
     </w:p>
@@ -886,7 +886,7 @@
           <w:color w:val="888888"/>
           <w:sz w:val="24"/>
         </w:rPr>
-        <w:t>Kevin Kelly's 2016 AI Predictions, 10 Years Later</w:t>
+        <w:t>Character.ai files for Chapter 11 bankruptcy</w:t>
       </w:r>
     </w:p>
     <w:p>
@@ -896,7 +896,7 @@
           <w:color w:val="888888"/>
           <w:sz w:val="18"/>
         </w:rPr>
-        <w:t>来源:Hacker News | 时间:10-12 23:16</w:t>
+        <w:t>来源:Hacker News | 时间:10-13 15:28</w:t>
       </w:r>
     </w:p>
     <w:p>
@@ -913,7 +913,7 @@
             <w:color w:val="0563C1"/>
             <w:u w:val="single"/>
           </w:rPr>
-          <w:t>Kevin Kelly's 2016 AI Predictions, 10 Years Later</w:t>
+          <w:t>Character.ai files for Chapter 11 bankruptcy</w:t>
         </w:r>
       </w:hyperlink>
     </w:p>
@@ -937,7 +937,7 @@
           <w:color w:val="888888"/>
           <w:sz w:val="24"/>
         </w:rPr>
-        <w:t>极刻觅镜 | AI眼镜周报｜XREAL AURA公布售价，NIMO完成天使轮融资</w:t>
+        <w:t>视频｜千问发布 AI 眼镜、AI 耳机三款 Personal Agent 全新硬件</w:t>
       </w:r>
     </w:p>
     <w:p>
@@ -947,7 +947,7 @@
           <w:color w:val="888888"/>
           <w:sz w:val="18"/>
         </w:rPr>
-        <w:t>来源:Bing新闻 | 时间:10-12 23:14</w:t>
+        <w:t>来源:Bing新闻 | 时间:10-13 12:34</w:t>
       </w:r>
     </w:p>
     <w:p>
@@ -964,160 +964,7 @@
             <w:color w:val="0563C1"/>
             <w:u w:val="single"/>
           </w:rPr>
-          <w:t>极刻觅镜 | AI眼镜周报｜XREAL AURA公布售价，NIMO完成天使轮融资</w:t>
-        </w:r>
-      </w:hyperlink>
-    </w:p>
-    <w:p>
-      <w:pPr>
-        <w:pStyle w:val="Heading3"/>
-      </w:pPr>
-      <w:r>
-        <w:rPr>
-          <w:rFonts w:ascii="Times New Roman" w:hAnsi="Times New Roman" w:eastAsia="黑体"/>
-          <w:b w:val="0"/>
-          <w:color w:val="888888"/>
-          <w:sz w:val="24"/>
-        </w:rPr>
-        <w:t>【C级·参考】</w:t>
-      </w:r>
-      <w:r>
-        <w:rPr>
-          <w:rFonts w:ascii="Times New Roman" w:hAnsi="Times New Roman" w:eastAsia="黑体"/>
-          <w:b w:val="0"/>
-          <w:color w:val="888888"/>
-          <w:sz w:val="24"/>
-        </w:rPr>
-        <w:t>讯飞AI眼镜接入阿里灵影AOS：一次“软硬一体”与“生态开放”的双向奔赴</w:t>
-      </w:r>
-    </w:p>
-    <w:p>
-      <w:r>
-        <w:rPr>
-          <w:rFonts w:ascii="Times New Roman" w:hAnsi="Times New Roman" w:eastAsia="宋体"/>
-          <w:color w:val="888888"/>
-          <w:sz w:val="18"/>
-        </w:rPr>
-        <w:t>来源:Bing新闻 | 时间:10-12 21:24</w:t>
-      </w:r>
-    </w:p>
-    <w:p>
-      <w:r>
-        <w:rPr>
-          <w:rFonts w:ascii="Times New Roman" w:hAnsi="Times New Roman" w:eastAsia="宋体"/>
-          <w:sz w:val="18"/>
-        </w:rPr>
-        <w:t>链接:</w:t>
-      </w:r>
-      <w:hyperlink r:id="rId27">
-        <w:r>
-          <w:rPr>
-            <w:color w:val="0563C1"/>
-            <w:u w:val="single"/>
-          </w:rPr>
-          <w:t>讯飞AI眼镜接入阿里灵影AOS：一次“软硬一体”与“生态开放”的双向奔赴</w:t>
-        </w:r>
-      </w:hyperlink>
-    </w:p>
-    <w:p>
-      <w:pPr>
-        <w:pStyle w:val="Heading3"/>
-      </w:pPr>
-      <w:r>
-        <w:rPr>
-          <w:rFonts w:ascii="Times New Roman" w:hAnsi="Times New Roman" w:eastAsia="黑体"/>
-          <w:b w:val="0"/>
-          <w:color w:val="888888"/>
-          <w:sz w:val="24"/>
-        </w:rPr>
-        <w:t>【C级·参考】</w:t>
-      </w:r>
-      <w:r>
-        <w:rPr>
-          <w:rFonts w:ascii="Times New Roman" w:hAnsi="Times New Roman" w:eastAsia="黑体"/>
-          <w:b w:val="0"/>
-          <w:color w:val="888888"/>
-          <w:sz w:val="24"/>
-        </w:rPr>
-        <w:t>大眼橙可弯折AI听记眼镜发布会定档，10月13日共同见证</w:t>
-      </w:r>
-    </w:p>
-    <w:p>
-      <w:r>
-        <w:rPr>
-          <w:rFonts w:ascii="Times New Roman" w:hAnsi="Times New Roman" w:eastAsia="宋体"/>
-          <w:color w:val="888888"/>
-          <w:sz w:val="18"/>
-        </w:rPr>
-        <w:t>来源:Bing新闻 | 时间:10-12 15:45</w:t>
-      </w:r>
-    </w:p>
-    <w:p>
-      <w:r>
-        <w:rPr>
-          <w:rFonts w:ascii="Times New Roman" w:hAnsi="Times New Roman" w:eastAsia="宋体"/>
-          <w:sz w:val="18"/>
-        </w:rPr>
-        <w:t>链接:</w:t>
-      </w:r>
-      <w:hyperlink r:id="rId28">
-        <w:r>
-          <w:rPr>
-            <w:color w:val="0563C1"/>
-            <w:u w:val="single"/>
-          </w:rPr>
-          <w:t>大眼橙可弯折AI听记眼镜发布会定档，10月13日共同见证</w:t>
-        </w:r>
-      </w:hyperlink>
-    </w:p>
-    <w:p>
-      <w:pPr>
-        <w:pStyle w:val="Heading3"/>
-      </w:pPr>
-      <w:r>
-        <w:rPr>
-          <w:rFonts w:ascii="Times New Roman" w:hAnsi="Times New Roman" w:eastAsia="黑体"/>
-          <w:b w:val="0"/>
-          <w:color w:val="888888"/>
-          <w:sz w:val="24"/>
-        </w:rPr>
-        <w:t>【C级·参考】</w:t>
-      </w:r>
-      <w:r>
-        <w:rPr>
-          <w:rFonts w:ascii="Times New Roman" w:hAnsi="Times New Roman" w:eastAsia="黑体"/>
-          <w:b w:val="0"/>
-          <w:color w:val="888888"/>
-          <w:sz w:val="24"/>
-        </w:rPr>
-        <w:t>“AI要革小游戏的命”？千万MAU AI小游戏平台诞生，腾讯Meta谷歌加速进场！</w:t>
-      </w:r>
-    </w:p>
-    <w:p>
-      <w:r>
-        <w:rPr>
-          <w:rFonts w:ascii="Times New Roman" w:hAnsi="Times New Roman" w:eastAsia="宋体"/>
-          <w:color w:val="888888"/>
-          <w:sz w:val="18"/>
-        </w:rPr>
-        <w:t>来源:GameLook | 时间:10-12 11:32</w:t>
-      </w:r>
-    </w:p>
-    <w:p>
-      <w:r>
-        <w:rPr>
-          <w:rFonts w:ascii="Times New Roman" w:hAnsi="Times New Roman" w:eastAsia="宋体"/>
-          <w:sz w:val="18"/>
-        </w:rPr>
-        <w:t>链接:</w:t>
-      </w:r>
-      <w:hyperlink r:id="rId29">
-        <w:r>
-          <w:rPr>
-            <w:color w:val="0563C1"/>
-            <w:u w:val="single"/>
-          </w:rPr>
-          <w:t>“AI要革小游戏的命”？千万MAU AI小游戏平台诞生，腾讯Meta谷歌加速进场！</w:t>
+          <w:t>视频｜千问发布 AI 眼镜、AI 耳机三款 Personal Agent 全新硬件</w:t>
         </w:r>
       </w:hyperlink>
     </w:p>
@@ -1153,7 +1000,7 @@
           <w:color w:val="888888"/>
           <w:sz w:val="24"/>
         </w:rPr>
-        <w:t>Counterpoint 预测：全球 Robotaxi 保险市场 2035 年达 258 亿美元</w:t>
+        <w:t>德国 16 岁少女疑遭机器人骚扰：相关过程被直播，嫌疑人手机已被警方扣押</w:t>
       </w:r>
     </w:p>
     <w:p>
@@ -1163,7 +1010,7 @@
           <w:color w:val="888888"/>
           <w:sz w:val="18"/>
         </w:rPr>
-        <w:t>来源:IT之家 | 时间:10-13 15:14</w:t>
+        <w:t>来源:IT之家 | 时间:10-13 19:26</w:t>
       </w:r>
     </w:p>
     <w:p>
@@ -1174,13 +1021,115 @@
         </w:rPr>
         <w:t>链接:</w:t>
       </w:r>
-      <w:hyperlink r:id="rId30">
+      <w:hyperlink r:id="rId27">
         <w:r>
           <w:rPr>
             <w:color w:val="0563C1"/>
             <w:u w:val="single"/>
           </w:rPr>
-          <w:t>Counterpoint 预测：全球 Robotaxi 保险市场 2035 年达 258 亿美元</w:t>
+          <w:t>德国 16 岁少女疑遭机器人骚扰：相关过程被直播，嫌疑人手机已被警方扣押</w:t>
+        </w:r>
+      </w:hyperlink>
+    </w:p>
+    <w:p>
+      <w:pPr>
+        <w:pStyle w:val="Heading3"/>
+      </w:pPr>
+      <w:r>
+        <w:rPr>
+          <w:rFonts w:ascii="Times New Roman" w:hAnsi="Times New Roman" w:eastAsia="黑体"/>
+          <w:b w:val="0"/>
+          <w:color w:val="888888"/>
+          <w:sz w:val="24"/>
+        </w:rPr>
+        <w:t>【C级·参考】</w:t>
+      </w:r>
+      <w:r>
+        <w:rPr>
+          <w:rFonts w:ascii="Times New Roman" w:hAnsi="Times New Roman" w:eastAsia="黑体"/>
+          <w:b w:val="0"/>
+          <w:color w:val="888888"/>
+          <w:sz w:val="24"/>
+        </w:rPr>
+        <w:t>哈啰 Robotaxi 发布生成式驾驶世界模型 HelloWorld，整合场景控制、连续生成、多传感器观测与高效推理能力</w:t>
+      </w:r>
+    </w:p>
+    <w:p>
+      <w:r>
+        <w:rPr>
+          <w:rFonts w:ascii="Times New Roman" w:hAnsi="Times New Roman" w:eastAsia="宋体"/>
+          <w:color w:val="888888"/>
+          <w:sz w:val="18"/>
+        </w:rPr>
+        <w:t>来源:IT之家 | 时间:10-13 17:50</w:t>
+      </w:r>
+    </w:p>
+    <w:p>
+      <w:r>
+        <w:rPr>
+          <w:rFonts w:ascii="Times New Roman" w:hAnsi="Times New Roman" w:eastAsia="宋体"/>
+          <w:sz w:val="18"/>
+        </w:rPr>
+        <w:t>链接:</w:t>
+      </w:r>
+      <w:hyperlink r:id="rId28">
+        <w:r>
+          <w:rPr>
+            <w:color w:val="0563C1"/>
+            <w:u w:val="single"/>
+          </w:rPr>
+          <w:t>哈啰 Robotaxi 发布生成式驾驶世界模型 HelloWorld，整合场景控制、连续生成、多传感器观测与高效推理能力</w:t>
+        </w:r>
+      </w:hyperlink>
+    </w:p>
+    <w:p>
+      <w:pPr>
+        <w:pStyle w:val="Heading3"/>
+      </w:pPr>
+      <w:r>
+        <w:rPr>
+          <w:rFonts w:ascii="Times New Roman" w:hAnsi="Times New Roman" w:eastAsia="黑体"/>
+          <w:b w:val="0"/>
+          <w:color w:val="888888"/>
+          <w:sz w:val="24"/>
+        </w:rPr>
+        <w:t>【C级·参考】</w:t>
+      </w:r>
+      <w:r>
+        <w:rPr>
+          <w:rFonts w:ascii="Times New Roman" w:hAnsi="Times New Roman" w:eastAsia="黑体"/>
+          <w:b w:val="0"/>
+          <w:color w:val="888888"/>
+          <w:sz w:val="24"/>
+        </w:rPr>
+        <w:t>亚马逊“机器人员工”数量突破 100 万台，人类员工数量超 150 万人</w:t>
+      </w:r>
+    </w:p>
+    <w:p>
+      <w:r>
+        <w:rPr>
+          <w:rFonts w:ascii="Times New Roman" w:hAnsi="Times New Roman" w:eastAsia="宋体"/>
+          <w:color w:val="888888"/>
+          <w:sz w:val="18"/>
+        </w:rPr>
+        <w:t>来源:IT之家 | 时间:10-13 17:43</w:t>
+      </w:r>
+    </w:p>
+    <w:p>
+      <w:r>
+        <w:rPr>
+          <w:rFonts w:ascii="Times New Roman" w:hAnsi="Times New Roman" w:eastAsia="宋体"/>
+          <w:sz w:val="18"/>
+        </w:rPr>
+        <w:t>链接:</w:t>
+      </w:r>
+      <w:hyperlink r:id="rId29">
+        <w:r>
+          <w:rPr>
+            <w:color w:val="0563C1"/>
+            <w:u w:val="single"/>
+          </w:rPr>
+          <w:t>亚马逊“机器人员工”数量突破 100 万台，人类员工数量超 150 万人</w:t>
         </w:r>
       </w:hyperlink>
     </w:p>
@@ -1216,7 +1165,7 @@
           <w:color w:val="888888"/>
           <w:sz w:val="24"/>
         </w:rPr>
-        <w:t>特斯拉自动驾驶出租车因学区超速遭 NHTSA 调查，涉及约 1000 台车辆</w:t>
+        <w:t>自动驾驶公司 Applied Intuition 获得投资邀约，估值达 300 亿美元</w:t>
       </w:r>
     </w:p>
     <w:p>
@@ -1226,7 +1175,70 @@
           <w:color w:val="888888"/>
           <w:sz w:val="18"/>
         </w:rPr>
-        <w:t>来源:IT之家 | 时间:10-13 14:51</w:t>
+        <w:t>来源:IT之家 | 时间:10-13 22:35</w:t>
+      </w:r>
+    </w:p>
+    <w:p>
+      <w:r>
+        <w:rPr>
+          <w:rFonts w:ascii="Times New Roman" w:hAnsi="Times New Roman" w:eastAsia="宋体"/>
+          <w:sz w:val="18"/>
+        </w:rPr>
+        <w:t>链接:</w:t>
+      </w:r>
+      <w:hyperlink r:id="rId30">
+        <w:r>
+          <w:rPr>
+            <w:color w:val="0563C1"/>
+            <w:u w:val="single"/>
+          </w:rPr>
+          <w:t>自动驾驶公司 Applied Intuition 获得投资邀约，估值达 300 亿美元</w:t>
+        </w:r>
+      </w:hyperlink>
+    </w:p>
+    <w:p>
+      <w:pPr>
+        <w:pStyle w:val="Heading2"/>
+      </w:pPr>
+      <w:r>
+        <w:rPr>
+          <w:rFonts w:ascii="Times New Roman" w:hAnsi="Times New Roman" w:eastAsia="黑体"/>
+          <w:sz w:val="28"/>
+        </w:rPr>
+        <w:t>电商/直播/即时零售</w:t>
+      </w:r>
+    </w:p>
+    <w:p>
+      <w:pPr>
+        <w:pStyle w:val="Heading3"/>
+      </w:pPr>
+      <w:r>
+        <w:rPr>
+          <w:rFonts w:ascii="Times New Roman" w:hAnsi="Times New Roman" w:eastAsia="黑体"/>
+          <w:b w:val="0"/>
+          <w:color w:val="888888"/>
+          <w:sz w:val="24"/>
+        </w:rPr>
+        <w:t>【C级·参考】</w:t>
+      </w:r>
+      <w:r>
+        <w:rPr>
+          <w:rFonts w:ascii="Times New Roman" w:hAnsi="Times New Roman" w:eastAsia="黑体"/>
+          <w:b w:val="0"/>
+          <w:color w:val="888888"/>
+          <w:sz w:val="24"/>
+        </w:rPr>
+        <w:t>阿里千问办公电商版曝光：近百人团队开发中，预计双十一预售前夕发布</w:t>
+      </w:r>
+    </w:p>
+    <w:p>
+      <w:r>
+        <w:rPr>
+          <w:rFonts w:ascii="Times New Roman" w:hAnsi="Times New Roman" w:eastAsia="宋体"/>
+          <w:color w:val="888888"/>
+          <w:sz w:val="18"/>
+        </w:rPr>
+        <w:t>来源:IT之家 | 时间:10-13 20:33</w:t>
       </w:r>
     </w:p>
     <w:p>
@@ -1243,7 +1255,7 @@
             <w:color w:val="0563C1"/>
             <w:u w:val="single"/>
           </w:rPr>
-          <w:t>特斯拉自动驾驶出租车因学区超速遭 NHTSA 调查，涉及约 1000 台车辆</w:t>
+          <w:t>阿里千问办公电商版曝光：近百人团队开发中，预计双十一预售前夕发布</w:t>
         </w:r>
       </w:hyperlink>
     </w:p>
@@ -1267,7 +1279,7 @@
           <w:color w:val="888888"/>
           <w:sz w:val="24"/>
         </w:rPr>
-        <w:t>特斯拉 Cybercab 无人驾驶出租车将换装新座椅，达拉斯为下一落地城市</w:t>
+        <w:t>荣耀电商部部长称没有国补的石榴再怎么金贵也不好吃，透露 WIN 2 系列手机“大杯”512GB 版可享</w:t>
       </w:r>
     </w:p>
     <w:p>
@@ -1277,7 +1289,7 @@
           <w:color w:val="888888"/>
           <w:sz w:val="18"/>
         </w:rPr>
-        <w:t>来源:IT之家 | 时间:10-13 14:23</w:t>
+        <w:t>来源:IT之家 | 时间:10-13 17:51</w:t>
       </w:r>
     </w:p>
     <w:p>
@@ -1294,26 +1306,9 @@
             <w:color w:val="0563C1"/>
             <w:u w:val="single"/>
           </w:rPr>
-          <w:t>特斯拉 Cybercab 无人驾驶出租车将换装新座椅，达拉斯为下一落地城市</w:t>
+          <w:t>荣耀电商部部长称没有国补的石榴再怎么金贵也不好吃，透露 WIN 2 系列手机“大杯”512GB 版可享</w:t>
         </w:r>
       </w:hyperlink>
-    </w:p>
-    <w:p>
-      <w:pPr>
-        <w:pStyle w:val="Heading2"/>
-      </w:pPr>
-      <w:r>
-        <w:rPr>
-          <w:rFonts w:ascii="Times New Roman" w:hAnsi="Times New Roman" w:eastAsia="黑体"/>
-          <w:sz w:val="28"/>
-        </w:rPr>
-        <w:t>电商/直播/即时零售</w:t>
-      </w:r>
-    </w:p>
-    <w:p>
-      <w:r>
-        <w:t>本线口暂无重要更新</w:t>
-      </w:r>
     </w:p>
     <w:p>
       <w:pPr>
@@ -1347,7 +1342,7 @@
           <w:color w:val="888888"/>
           <w:sz w:val="24"/>
         </w:rPr>
-        <w:t>荣耀 WIN 平板核心配置确认：第五代骁龙 8 至尊版平台、10000mAh 电池，首发 240Hz OLED 电竞屏</w:t>
+        <w:t>网易《逆水寒：新世界》4.2 版本大资料片【苗疆蛊事】官宣月底登场</w:t>
       </w:r>
     </w:p>
     <w:p>
@@ -1357,7 +1352,7 @@
           <w:color w:val="888888"/>
           <w:sz w:val="18"/>
         </w:rPr>
-        <w:t>来源:IT之家 | 时间:10-13 15:10</w:t>
+        <w:t>来源:IT之家 | 时间:10-13 22:56</w:t>
       </w:r>
     </w:p>
     <w:p>
@@ -1374,7 +1369,7 @@
             <w:color w:val="0563C1"/>
             <w:u w:val="single"/>
           </w:rPr>
-          <w:t>荣耀 WIN 平板核心配置确认：第五代骁龙 8 至尊版平台、10000mAh 电池，首发 240Hz OLED 电竞屏</w:t>
+          <w:t>网易《逆水寒：新世界》4.2 版本大资料片【苗疆蛊事】官宣月底登场</w:t>
         </w:r>
       </w:hyperlink>
     </w:p>
@@ -1398,7 +1393,7 @@
           <w:color w:val="888888"/>
           <w:sz w:val="24"/>
         </w:rPr>
-        <w:t>万代南梦宫首曝《铁拳 8》游戏第 3 赛季范马勇次郎形象</w:t>
+        <w:t>《GTA 6》PC 版被曝 2027 年第一季度发售，Rockstar 旗下双平台游戏最短间隔</w:t>
       </w:r>
     </w:p>
     <w:p>
@@ -1408,7 +1403,7 @@
           <w:color w:val="888888"/>
           <w:sz w:val="18"/>
         </w:rPr>
-        <w:t>来源:IT之家 | 时间:10-13 14:33</w:t>
+        <w:t>来源:IT之家 | 时间:10-13 22:05</w:t>
       </w:r>
     </w:p>
     <w:p>
@@ -1425,7 +1420,7 @@
             <w:color w:val="0563C1"/>
             <w:u w:val="single"/>
           </w:rPr>
-          <w:t>万代南梦宫首曝《铁拳 8》游戏第 3 赛季范马勇次郎形象</w:t>
+          <w:t>《GTA 6》PC 版被曝 2027 年第一季度发售，Rockstar 旗下双平台游戏最短间隔</w:t>
         </w:r>
       </w:hyperlink>
     </w:p>
@@ -1449,7 +1444,7 @@
           <w:color w:val="888888"/>
           <w:sz w:val="24"/>
         </w:rPr>
-        <w:t>消息称《GTA 6》游戏实体版将附赠纸质收藏地图</w:t>
+        <w:t>网易唯一：《燕云十六声》预计 11 月正式支持英伟达 DLSS 5，成国内首批适配游戏</w:t>
       </w:r>
     </w:p>
     <w:p>
@@ -1459,7 +1454,7 @@
           <w:color w:val="888888"/>
           <w:sz w:val="18"/>
         </w:rPr>
-        <w:t>来源:IT之家 | 时间:10-13 14:13</w:t>
+        <w:t>来源:IT之家 | 时间:10-13 20:09</w:t>
       </w:r>
     </w:p>
     <w:p>
@@ -1476,7 +1471,7 @@
             <w:color w:val="0563C1"/>
             <w:u w:val="single"/>
           </w:rPr>
-          <w:t>消息称《GTA 6》游戏实体版将附赠纸质收藏地图</w:t>
+          <w:t>网易唯一：《燕云十六声》预计 11 月正式支持英伟达 DLSS 5，成国内首批适配游戏</w:t>
         </w:r>
       </w:hyperlink>
     </w:p>
@@ -1500,7 +1495,7 @@
           <w:color w:val="888888"/>
           <w:sz w:val="24"/>
         </w:rPr>
-        <w:t>苹果慌了？拉反垄断专家“写中国报告邀功”，米哈游网易成“官网充值”案例</w:t>
+        <w:t>玩家为破解后的索尼 PS5 游戏机开发自制应用商店，可免费下载各大作品</w:t>
       </w:r>
     </w:p>
     <w:p>
@@ -1510,7 +1505,7 @@
           <w:color w:val="888888"/>
           <w:sz w:val="18"/>
         </w:rPr>
-        <w:t>来源:GameLook | 时间:10-13 10:15</w:t>
+        <w:t>来源:IT之家 | 时间:10-13 19:08</w:t>
       </w:r>
     </w:p>
     <w:p>
@@ -1527,7 +1522,7 @@
             <w:color w:val="0563C1"/>
             <w:u w:val="single"/>
           </w:rPr>
-          <w:t>苹果慌了？拉反垄断专家“写中国报告邀功”，米哈游网易成“官网充值”案例</w:t>
+          <w:t>玩家为破解后的索尼 PS5 游戏机开发自制应用商店，可免费下载各大作品</w:t>
         </w:r>
       </w:hyperlink>
     </w:p>
@@ -1551,7 +1546,7 @@
           <w:color w:val="888888"/>
           <w:sz w:val="24"/>
         </w:rPr>
-        <w:t>分析：三消游戏的成功秘诀是“不创新”，创新关卡反而让玩家离开？</w:t>
+        <w:t>SE《最终幻想 X/X-2 HD 重制版》登陆 Steam 平台 7 年后终获补丁更新，消息称已修复游戏绿屏问题</w:t>
       </w:r>
     </w:p>
     <w:p>
@@ -1561,7 +1556,7 @@
           <w:color w:val="888888"/>
           <w:sz w:val="18"/>
         </w:rPr>
-        <w:t>来源:GameLook | 时间:10-13 10:11</w:t>
+        <w:t>来源:IT之家 | 时间:10-13 18:53</w:t>
       </w:r>
     </w:p>
     <w:p>
@@ -1578,21 +1573,9 @@
             <w:color w:val="0563C1"/>
             <w:u w:val="single"/>
           </w:rPr>
-          <w:t>分析：三消游戏的成功秘诀是“不创新”，创新关卡反而让玩家离开？</w:t>
+          <w:t>SE《最终幻想 X/X-2 HD 重制版》登陆 Steam 平台 7 年后终获补丁更新，消息称已修复游戏绿屏问题</w:t>
         </w:r>
       </w:hyperlink>
-    </w:p>
-    <w:p>
-      <w:pPr>
-        <w:pStyle w:val="Heading2"/>
-      </w:pPr>
-      <w:r>
-        <w:rPr>
-          <w:rFonts w:ascii="Times New Roman" w:hAnsi="Times New Roman" w:eastAsia="黑体"/>
-          <w:sz w:val="28"/>
-        </w:rPr>
-        <w:t>消费/以旧换新/新餐饮</w:t>
-      </w:r>
     </w:p>
     <w:p>
       <w:pPr>
@@ -1614,7 +1597,7 @@
           <w:color w:val="888888"/>
           <w:sz w:val="24"/>
         </w:rPr>
-        <w:t>Counterpoint 调研称全球超 7 成消费者推迟购买手机或寻找替代机型</w:t>
+        <w:t>黑客组织 CybeLeek 计划靠虚拟币市值里程碑分批泄露《GTA 6》实机乃游戏本体，然而玩家群体不买帐</w:t>
       </w:r>
     </w:p>
     <w:p>
@@ -1624,7 +1607,7 @@
           <w:color w:val="888888"/>
           <w:sz w:val="18"/>
         </w:rPr>
-        <w:t>来源:IT之家 | 时间:10-13 13:14</w:t>
+        <w:t>来源:IT之家 | 时间:10-13 18:29</w:t>
       </w:r>
     </w:p>
     <w:p>
@@ -1641,9 +1624,26 @@
             <w:color w:val="0563C1"/>
             <w:u w:val="single"/>
           </w:rPr>
-          <w:t>Counterpoint 调研称全球超 7 成消费者推迟购买手机或寻找替代机型</w:t>
+          <w:t>黑客组织 CybeLeek 计划靠虚拟币市值里程碑分批泄露《GTA 6》实机乃游戏本体，然而玩家群体不买帐</w:t>
         </w:r>
       </w:hyperlink>
+    </w:p>
+    <w:p>
+      <w:pPr>
+        <w:pStyle w:val="Heading2"/>
+      </w:pPr>
+      <w:r>
+        <w:rPr>
+          <w:rFonts w:ascii="Times New Roman" w:hAnsi="Times New Roman" w:eastAsia="黑体"/>
+          <w:sz w:val="28"/>
+        </w:rPr>
+        <w:t>消费/以旧换新/新餐饮</w:t>
+      </w:r>
+    </w:p>
+    <w:p>
+      <w:r>
+        <w:t>本线口暂无重要更新</w:t>
+      </w:r>
     </w:p>
     <w:p>
       <w:pPr>
@@ -1671,7 +1671,7 @@
           <w:rFonts w:ascii="Times New Roman" w:hAnsi="Times New Roman" w:eastAsia="宋体"/>
           <w:sz w:val="18"/>
         </w:rPr>
-        <w:t>IT之家(60)、GameLook(15)、HackerNews(8)、Bing新闻(5)</w:t>
+        <w:t>IT之家(60)、GameLook(15)、HackerNews(11)、Bing新闻(10)</w:t>
       </w:r>
     </w:p>
     <w:p>

--- a/briefings/线口监测午报-2026-10-13.docx
+++ b/briefings/线口监测午报-2026-10-13.docx
@@ -22,7 +22,7 @@
           <w:color w:val="888888"/>
           <w:sz w:val="18"/>
         </w:rPr>
-        <w:t>监测窗口:近48小时 | 生成时间:2026-10-13 22:57</w:t>
+        <w:t>监测窗口:近48小时 | 生成时间:2026-10-13 23:53</w:t>
       </w:r>
     </w:p>
     <w:p>
@@ -529,57 +529,6 @@
           <w:color w:val="888888"/>
           <w:sz w:val="24"/>
         </w:rPr>
-        <w:t>Character.ai Files for Bankruptcy</w:t>
-      </w:r>
-    </w:p>
-    <w:p>
-      <w:r>
-        <w:rPr>
-          <w:rFonts w:ascii="Times New Roman" w:hAnsi="Times New Roman" w:eastAsia="宋体"/>
-          <w:color w:val="888888"/>
-          <w:sz w:val="18"/>
-        </w:rPr>
-        <w:t>来源:Hacker News | 时间:10-13 19:24</w:t>
-      </w:r>
-    </w:p>
-    <w:p>
-      <w:r>
-        <w:rPr>
-          <w:rFonts w:ascii="Times New Roman" w:hAnsi="Times New Roman" w:eastAsia="宋体"/>
-          <w:sz w:val="18"/>
-        </w:rPr>
-        <w:t>链接:</w:t>
-      </w:r>
-      <w:hyperlink r:id="rId18">
-        <w:r>
-          <w:rPr>
-            <w:color w:val="0563C1"/>
-            <w:u w:val="single"/>
-          </w:rPr>
-          <w:t>Character.ai Files for Bankruptcy</w:t>
-        </w:r>
-      </w:hyperlink>
-    </w:p>
-    <w:p>
-      <w:pPr>
-        <w:pStyle w:val="Heading3"/>
-      </w:pPr>
-      <w:r>
-        <w:rPr>
-          <w:rFonts w:ascii="Times New Roman" w:hAnsi="Times New Roman" w:eastAsia="黑体"/>
-          <w:b w:val="0"/>
-          <w:color w:val="888888"/>
-          <w:sz w:val="24"/>
-        </w:rPr>
-        <w:t>【C级·参考】</w:t>
-      </w:r>
-      <w:r>
-        <w:rPr>
-          <w:rFonts w:ascii="Times New Roman" w:hAnsi="Times New Roman" w:eastAsia="黑体"/>
-          <w:b w:val="0"/>
-          <w:color w:val="888888"/>
-          <w:sz w:val="24"/>
-        </w:rPr>
         <w:t>赛力斯 &amp; 字节合作：赛豆科技 AIVA 第二款车型预计为 SUV，考虑采用换电方案</w:t>
       </w:r>
     </w:p>
@@ -601,7 +550,7 @@
         </w:rPr>
         <w:t>链接:</w:t>
       </w:r>
-      <w:hyperlink r:id="rId19">
+      <w:hyperlink r:id="rId18">
         <w:r>
           <w:rPr>
             <w:color w:val="0563C1"/>
@@ -652,7 +601,7 @@
         </w:rPr>
         <w:t>链接:</w:t>
       </w:r>
-      <w:hyperlink r:id="rId20">
+      <w:hyperlink r:id="rId19">
         <w:r>
           <w:rPr>
             <w:color w:val="0563C1"/>
@@ -703,7 +652,7 @@
         </w:rPr>
         <w:t>链接:</w:t>
       </w:r>
-      <w:hyperlink r:id="rId21">
+      <w:hyperlink r:id="rId20">
         <w:r>
           <w:rPr>
             <w:color w:val="0563C1"/>
@@ -754,64 +703,13 @@
         </w:rPr>
         <w:t>链接:</w:t>
       </w:r>
-      <w:hyperlink r:id="rId22">
+      <w:hyperlink r:id="rId21">
         <w:r>
           <w:rPr>
             <w:color w:val="0563C1"/>
             <w:u w:val="single"/>
           </w:rPr>
           <w:t>Show HN: Use your OpenAI subscription to create audiobooks</w:t>
-        </w:r>
-      </w:hyperlink>
-    </w:p>
-    <w:p>
-      <w:pPr>
-        <w:pStyle w:val="Heading3"/>
-      </w:pPr>
-      <w:r>
-        <w:rPr>
-          <w:rFonts w:ascii="Times New Roman" w:hAnsi="Times New Roman" w:eastAsia="黑体"/>
-          <w:b w:val="0"/>
-          <w:color w:val="888888"/>
-          <w:sz w:val="24"/>
-        </w:rPr>
-        <w:t>【C级·参考】</w:t>
-      </w:r>
-      <w:r>
-        <w:rPr>
-          <w:rFonts w:ascii="Times New Roman" w:hAnsi="Times New Roman" w:eastAsia="黑体"/>
-          <w:b w:val="0"/>
-          <w:color w:val="888888"/>
-          <w:sz w:val="24"/>
-        </w:rPr>
-        <w:t>TCL 展示 X5 智慧 CPE：峰值下行速率可达 7Gbps，支持本地多智能体调度</w:t>
-      </w:r>
-    </w:p>
-    <w:p>
-      <w:r>
-        <w:rPr>
-          <w:rFonts w:ascii="Times New Roman" w:hAnsi="Times New Roman" w:eastAsia="宋体"/>
-          <w:color w:val="888888"/>
-          <w:sz w:val="18"/>
-        </w:rPr>
-        <w:t>来源:IT之家 | 时间:10-13 17:35</w:t>
-      </w:r>
-    </w:p>
-    <w:p>
-      <w:r>
-        <w:rPr>
-          <w:rFonts w:ascii="Times New Roman" w:hAnsi="Times New Roman" w:eastAsia="宋体"/>
-          <w:sz w:val="18"/>
-        </w:rPr>
-        <w:t>链接:</w:t>
-      </w:r>
-      <w:hyperlink r:id="rId23">
-        <w:r>
-          <w:rPr>
-            <w:color w:val="0563C1"/>
-            <w:u w:val="single"/>
-          </w:rPr>
-          <w:t>TCL 展示 X5 智慧 CPE：峰值下行速率可达 7Gbps，支持本地多智能体调度</w:t>
         </w:r>
       </w:hyperlink>
     </w:p>
@@ -845,7 +743,7 @@
           <w:color w:val="888888"/>
           <w:sz w:val="18"/>
         </w:rPr>
-        <w:t>来源:Bing新闻 | 时间:10-13 15:57</w:t>
+        <w:t>来源:Bing新闻 | 时间:10-13 16:53</w:t>
       </w:r>
     </w:p>
     <w:p>
@@ -856,7 +754,7 @@
         </w:rPr>
         <w:t>链接:</w:t>
       </w:r>
-      <w:hyperlink r:id="rId24">
+      <w:hyperlink r:id="rId22">
         <w:r>
           <w:rPr>
             <w:color w:val="0563C1"/>
@@ -886,7 +784,109 @@
           <w:color w:val="888888"/>
           <w:sz w:val="24"/>
         </w:rPr>
-        <w:t>Character.ai files for Chapter 11 bankruptcy</w:t>
+        <w:t>全球首款搭载脑机接口的AI眼镜，Looktech新品发布</w:t>
+      </w:r>
+    </w:p>
+    <w:p>
+      <w:r>
+        <w:rPr>
+          <w:rFonts w:ascii="Times New Roman" w:hAnsi="Times New Roman" w:eastAsia="宋体"/>
+          <w:color w:val="888888"/>
+          <w:sz w:val="18"/>
+        </w:rPr>
+        <w:t>来源:Bing新闻 | 时间:10-13 16:48</w:t>
+      </w:r>
+    </w:p>
+    <w:p>
+      <w:r>
+        <w:rPr>
+          <w:rFonts w:ascii="Times New Roman" w:hAnsi="Times New Roman" w:eastAsia="宋体"/>
+          <w:sz w:val="18"/>
+        </w:rPr>
+        <w:t>链接:</w:t>
+      </w:r>
+      <w:hyperlink r:id="rId23">
+        <w:r>
+          <w:rPr>
+            <w:color w:val="0563C1"/>
+            <w:u w:val="single"/>
+          </w:rPr>
+          <w:t>全球首款搭载脑机接口的AI眼镜，Looktech新品发布</w:t>
+        </w:r>
+      </w:hyperlink>
+    </w:p>
+    <w:p>
+      <w:pPr>
+        <w:pStyle w:val="Heading3"/>
+      </w:pPr>
+      <w:r>
+        <w:rPr>
+          <w:rFonts w:ascii="Times New Roman" w:hAnsi="Times New Roman" w:eastAsia="黑体"/>
+          <w:b w:val="0"/>
+          <w:color w:val="888888"/>
+          <w:sz w:val="24"/>
+        </w:rPr>
+        <w:t>【C级·参考】</w:t>
+      </w:r>
+      <w:r>
+        <w:rPr>
+          <w:rFonts w:ascii="Times New Roman" w:hAnsi="Times New Roman" w:eastAsia="黑体"/>
+          <w:b w:val="0"/>
+          <w:color w:val="888888"/>
+          <w:sz w:val="24"/>
+        </w:rPr>
+        <w:t>阿里千问 N1 系列 AI 眼镜发布：支持更换电池、Pro 版支持眼动交互 / 全天候健康监测，2899 元起</w:t>
+      </w:r>
+    </w:p>
+    <w:p>
+      <w:r>
+        <w:rPr>
+          <w:rFonts w:ascii="Times New Roman" w:hAnsi="Times New Roman" w:eastAsia="宋体"/>
+          <w:color w:val="888888"/>
+          <w:sz w:val="18"/>
+        </w:rPr>
+        <w:t>来源:Bing新闻 | 时间:10-13 16:33</w:t>
+      </w:r>
+    </w:p>
+    <w:p>
+      <w:r>
+        <w:rPr>
+          <w:rFonts w:ascii="Times New Roman" w:hAnsi="Times New Roman" w:eastAsia="宋体"/>
+          <w:sz w:val="18"/>
+        </w:rPr>
+        <w:t>链接:</w:t>
+      </w:r>
+      <w:hyperlink r:id="rId24">
+        <w:r>
+          <w:rPr>
+            <w:color w:val="0563C1"/>
+            <w:u w:val="single"/>
+          </w:rPr>
+          <w:t>阿里千问 N1 系列 AI 眼镜发布：支持更换电池、Pro 版支持眼动交互 / 全天候健康监测，2899 元起</w:t>
+        </w:r>
+      </w:hyperlink>
+    </w:p>
+    <w:p>
+      <w:pPr>
+        <w:pStyle w:val="Heading3"/>
+      </w:pPr>
+      <w:r>
+        <w:rPr>
+          <w:rFonts w:ascii="Times New Roman" w:hAnsi="Times New Roman" w:eastAsia="黑体"/>
+          <w:b w:val="0"/>
+          <w:color w:val="888888"/>
+          <w:sz w:val="24"/>
+        </w:rPr>
+        <w:t>【C级·参考】</w:t>
+      </w:r>
+      <w:r>
+        <w:rPr>
+          <w:rFonts w:ascii="Times New Roman" w:hAnsi="Times New Roman" w:eastAsia="黑体"/>
+          <w:b w:val="0"/>
+          <w:color w:val="888888"/>
+          <w:sz w:val="24"/>
+        </w:rPr>
+        <w:t>Character.ai has initiated voluntary Chapter 11 bankruptcy</w:t>
       </w:r>
     </w:p>
     <w:p>
@@ -913,7 +913,7 @@
             <w:color w:val="0563C1"/>
             <w:u w:val="single"/>
           </w:rPr>
-          <w:t>Character.ai files for Chapter 11 bankruptcy</w:t>
+          <w:t>Character.ai has initiated voluntary Chapter 11 bankruptcy</w:t>
         </w:r>
       </w:hyperlink>
     </w:p>
@@ -970,6 +970,57 @@
     </w:p>
     <w:p>
       <w:pPr>
+        <w:pStyle w:val="Heading3"/>
+      </w:pPr>
+      <w:r>
+        <w:rPr>
+          <w:rFonts w:ascii="Times New Roman" w:hAnsi="Times New Roman" w:eastAsia="黑体"/>
+          <w:b w:val="0"/>
+          <w:color w:val="888888"/>
+          <w:sz w:val="24"/>
+        </w:rPr>
+        <w:t>【C级·参考】</w:t>
+      </w:r>
+      <w:r>
+        <w:rPr>
+          <w:rFonts w:ascii="Times New Roman" w:hAnsi="Times New Roman" w:eastAsia="黑体"/>
+          <w:b w:val="0"/>
+          <w:color w:val="888888"/>
+          <w:sz w:val="24"/>
+        </w:rPr>
+        <w:t>千问三款AI硬件开售，眼镜、耳机“物理助攻”Personal Agent</w:t>
+      </w:r>
+    </w:p>
+    <w:p>
+      <w:r>
+        <w:rPr>
+          <w:rFonts w:ascii="Times New Roman" w:hAnsi="Times New Roman" w:eastAsia="宋体"/>
+          <w:color w:val="888888"/>
+          <w:sz w:val="18"/>
+        </w:rPr>
+        <w:t>来源:Bing新闻 | 时间:10-13 11:45</w:t>
+      </w:r>
+    </w:p>
+    <w:p>
+      <w:r>
+        <w:rPr>
+          <w:rFonts w:ascii="Times New Roman" w:hAnsi="Times New Roman" w:eastAsia="宋体"/>
+          <w:sz w:val="18"/>
+        </w:rPr>
+        <w:t>链接:</w:t>
+      </w:r>
+      <w:hyperlink r:id="rId27">
+        <w:r>
+          <w:rPr>
+            <w:color w:val="0563C1"/>
+            <w:u w:val="single"/>
+          </w:rPr>
+          <w:t>千问三款AI硬件开售，眼镜、耳机“物理助攻”Personal Agent</w:t>
+        </w:r>
+      </w:hyperlink>
+    </w:p>
+    <w:p>
+      <w:pPr>
         <w:pStyle w:val="Heading2"/>
       </w:pPr>
       <w:r>
@@ -1000,7 +1051,7 @@
           <w:color w:val="888888"/>
           <w:sz w:val="24"/>
         </w:rPr>
-        <w:t>德国 16 岁少女疑遭机器人骚扰：相关过程被直播，嫌疑人手机已被警方扣押</w:t>
+        <w:t>德国 16 岁少女疑遭机器人骚扰：相关过程被直播，遥控嫌疑人手机已被警方扣押</w:t>
       </w:r>
     </w:p>
     <w:p>
@@ -1021,115 +1072,13 @@
         </w:rPr>
         <w:t>链接:</w:t>
       </w:r>
-      <w:hyperlink r:id="rId27">
-        <w:r>
-          <w:rPr>
-            <w:color w:val="0563C1"/>
-            <w:u w:val="single"/>
-          </w:rPr>
-          <w:t>德国 16 岁少女疑遭机器人骚扰：相关过程被直播，嫌疑人手机已被警方扣押</w:t>
-        </w:r>
-      </w:hyperlink>
-    </w:p>
-    <w:p>
-      <w:pPr>
-        <w:pStyle w:val="Heading3"/>
-      </w:pPr>
-      <w:r>
-        <w:rPr>
-          <w:rFonts w:ascii="Times New Roman" w:hAnsi="Times New Roman" w:eastAsia="黑体"/>
-          <w:b w:val="0"/>
-          <w:color w:val="888888"/>
-          <w:sz w:val="24"/>
-        </w:rPr>
-        <w:t>【C级·参考】</w:t>
-      </w:r>
-      <w:r>
-        <w:rPr>
-          <w:rFonts w:ascii="Times New Roman" w:hAnsi="Times New Roman" w:eastAsia="黑体"/>
-          <w:b w:val="0"/>
-          <w:color w:val="888888"/>
-          <w:sz w:val="24"/>
-        </w:rPr>
-        <w:t>哈啰 Robotaxi 发布生成式驾驶世界模型 HelloWorld，整合场景控制、连续生成、多传感器观测与高效推理能力</w:t>
-      </w:r>
-    </w:p>
-    <w:p>
-      <w:r>
-        <w:rPr>
-          <w:rFonts w:ascii="Times New Roman" w:hAnsi="Times New Roman" w:eastAsia="宋体"/>
-          <w:color w:val="888888"/>
-          <w:sz w:val="18"/>
-        </w:rPr>
-        <w:t>来源:IT之家 | 时间:10-13 17:50</w:t>
-      </w:r>
-    </w:p>
-    <w:p>
-      <w:r>
-        <w:rPr>
-          <w:rFonts w:ascii="Times New Roman" w:hAnsi="Times New Roman" w:eastAsia="宋体"/>
-          <w:sz w:val="18"/>
-        </w:rPr>
-        <w:t>链接:</w:t>
-      </w:r>
       <w:hyperlink r:id="rId28">
         <w:r>
           <w:rPr>
             <w:color w:val="0563C1"/>
             <w:u w:val="single"/>
           </w:rPr>
-          <w:t>哈啰 Robotaxi 发布生成式驾驶世界模型 HelloWorld，整合场景控制、连续生成、多传感器观测与高效推理能力</w:t>
-        </w:r>
-      </w:hyperlink>
-    </w:p>
-    <w:p>
-      <w:pPr>
-        <w:pStyle w:val="Heading3"/>
-      </w:pPr>
-      <w:r>
-        <w:rPr>
-          <w:rFonts w:ascii="Times New Roman" w:hAnsi="Times New Roman" w:eastAsia="黑体"/>
-          <w:b w:val="0"/>
-          <w:color w:val="888888"/>
-          <w:sz w:val="24"/>
-        </w:rPr>
-        <w:t>【C级·参考】</w:t>
-      </w:r>
-      <w:r>
-        <w:rPr>
-          <w:rFonts w:ascii="Times New Roman" w:hAnsi="Times New Roman" w:eastAsia="黑体"/>
-          <w:b w:val="0"/>
-          <w:color w:val="888888"/>
-          <w:sz w:val="24"/>
-        </w:rPr>
-        <w:t>亚马逊“机器人员工”数量突破 100 万台，人类员工数量超 150 万人</w:t>
-      </w:r>
-    </w:p>
-    <w:p>
-      <w:r>
-        <w:rPr>
-          <w:rFonts w:ascii="Times New Roman" w:hAnsi="Times New Roman" w:eastAsia="宋体"/>
-          <w:color w:val="888888"/>
-          <w:sz w:val="18"/>
-        </w:rPr>
-        <w:t>来源:IT之家 | 时间:10-13 17:43</w:t>
-      </w:r>
-    </w:p>
-    <w:p>
-      <w:r>
-        <w:rPr>
-          <w:rFonts w:ascii="Times New Roman" w:hAnsi="Times New Roman" w:eastAsia="宋体"/>
-          <w:sz w:val="18"/>
-        </w:rPr>
-        <w:t>链接:</w:t>
-      </w:r>
-      <w:hyperlink r:id="rId29">
-        <w:r>
-          <w:rPr>
-            <w:color w:val="0563C1"/>
-            <w:u w:val="single"/>
-          </w:rPr>
-          <w:t>亚马逊“机器人员工”数量突破 100 万台，人类员工数量超 150 万人</w:t>
+          <w:t>德国 16 岁少女疑遭机器人骚扰：相关过程被直播，遥控嫌疑人手机已被警方扣押</w:t>
         </w:r>
       </w:hyperlink>
     </w:p>
@@ -1186,7 +1135,7 @@
         </w:rPr>
         <w:t>链接:</w:t>
       </w:r>
-      <w:hyperlink r:id="rId30">
+      <w:hyperlink r:id="rId29">
         <w:r>
           <w:rPr>
             <w:color w:val="0563C1"/>
@@ -1249,7 +1198,7 @@
         </w:rPr>
         <w:t>链接:</w:t>
       </w:r>
-      <w:hyperlink r:id="rId31">
+      <w:hyperlink r:id="rId30">
         <w:r>
           <w:rPr>
             <w:color w:val="0563C1"/>
@@ -1300,7 +1249,7 @@
         </w:rPr>
         <w:t>链接:</w:t>
       </w:r>
-      <w:hyperlink r:id="rId32">
+      <w:hyperlink r:id="rId31">
         <w:r>
           <w:rPr>
             <w:color w:val="0563C1"/>
@@ -1321,6 +1270,57 @@
         </w:rPr>
         <w:t>游戏/电竞/平台公司</w:t>
       </w:r>
+    </w:p>
+    <w:p>
+      <w:pPr>
+        <w:pStyle w:val="Heading3"/>
+      </w:pPr>
+      <w:r>
+        <w:rPr>
+          <w:rFonts w:ascii="Times New Roman" w:hAnsi="Times New Roman" w:eastAsia="黑体"/>
+          <w:b w:val="0"/>
+          <w:color w:val="888888"/>
+          <w:sz w:val="24"/>
+        </w:rPr>
+        <w:t>【C级·参考】</w:t>
+      </w:r>
+      <w:r>
+        <w:rPr>
+          <w:rFonts w:ascii="Times New Roman" w:hAnsi="Times New Roman" w:eastAsia="黑体"/>
+          <w:b w:val="0"/>
+          <w:color w:val="888888"/>
+          <w:sz w:val="24"/>
+        </w:rPr>
+        <w:t>首发入库 XGP 仍热销，《战争机器：事变日》游戏登顶美国、英国 XBOX 商店销量榜</w:t>
+      </w:r>
+    </w:p>
+    <w:p>
+      <w:r>
+        <w:rPr>
+          <w:rFonts w:ascii="Times New Roman" w:hAnsi="Times New Roman" w:eastAsia="宋体"/>
+          <w:color w:val="888888"/>
+          <w:sz w:val="18"/>
+        </w:rPr>
+        <w:t>来源:IT之家 | 时间:10-13 23:17</w:t>
+      </w:r>
+    </w:p>
+    <w:p>
+      <w:r>
+        <w:rPr>
+          <w:rFonts w:ascii="Times New Roman" w:hAnsi="Times New Roman" w:eastAsia="宋体"/>
+          <w:sz w:val="18"/>
+        </w:rPr>
+        <w:t>链接:</w:t>
+      </w:r>
+      <w:hyperlink r:id="rId32">
+        <w:r>
+          <w:rPr>
+            <w:color w:val="0563C1"/>
+            <w:u w:val="single"/>
+          </w:rPr>
+          <w:t>首发入库 XGP 仍热销，《战争机器：事变日》游戏登顶美国、英国 XBOX 商店销量榜</w:t>
+        </w:r>
+      </w:hyperlink>
     </w:p>
     <w:p>
       <w:pPr>
@@ -1671,7 +1671,7 @@
           <w:rFonts w:ascii="Times New Roman" w:hAnsi="Times New Roman" w:eastAsia="宋体"/>
           <w:sz w:val="18"/>
         </w:rPr>
-        <w:t>IT之家(60)、GameLook(15)、HackerNews(11)、Bing新闻(10)</w:t>
+        <w:t>IT之家(60)、GameLook(15)、HackerNews(9)、Bing新闻(11)</w:t>
       </w:r>
     </w:p>
     <w:p>
